--- a/arb/docx/61.content.docx
+++ b/arb/docx/61.content.docx
@@ -22,7 +22,7 @@
         <w:rPr>
           <w:lang w:val="ar_AE" w:bidi="ar_AE"/>
         </w:rPr>
-        <w:t>Resource: ملاحظات الدراسة - مقدمات الكتب (تينديل)</w:t>
+        <w:t>Resource: Tyndale Open Study Notes</w:t>
       </w:r>
       <w:r>
         <w:rPr>
@@ -122,7 +122,7 @@
         <w:rPr>
           <w:lang w:val="ar_AE" w:bidi="ar_AE"/>
         </w:rPr>
-        <w:t>ملاحظات الدراسة - مقدمات الكتب (تينديل)</w:t>
+        <w:t>Tyndale Open Study Notes</w:t>
       </w:r>
     </w:p>
     <w:p>

--- a/arb/docx/61.content.docx
+++ b/arb/docx/61.content.docx
@@ -22,7 +22,7 @@
         <w:rPr>
           <w:lang w:val="ar_AE" w:bidi="ar_AE"/>
         </w:rPr>
-        <w:t>Resource: Tyndale Open Study Notes</w:t>
+        <w:t>Resource: Aquifer Open Study Notes (Book Intros)</w:t>
       </w:r>
       <w:r>
         <w:rPr>
@@ -122,7 +122,7 @@
         <w:rPr>
           <w:lang w:val="ar_AE" w:bidi="ar_AE"/>
         </w:rPr>
-        <w:t>Tyndale Open Study Notes</w:t>
+        <w:t>Aquifer Open Study Notes (Book Intros)</w:t>
       </w:r>
     </w:p>
     <w:p>

--- a/arb/docx/61.content.docx
+++ b/arb/docx/61.content.docx
@@ -9,6 +9,8 @@
       </w:pPr>
       <w:r>
         <w:rPr>
+          <w:rtl/>
+          <w:cs/>
           <w:lang w:val="ar_AE" w:bidi="ar_AE"/>
         </w:rPr>
       </w:r>
@@ -20,12 +22,16 @@
       </w:pPr>
       <w:r>
         <w:rPr>
+          <w:rtl/>
+          <w:cs/>
           <w:lang w:val="ar_AE" w:bidi="ar_AE"/>
         </w:rPr>
         <w:t>Resource: Aquifer Open Study Notes (Book Intros)</w:t>
       </w:r>
       <w:r>
         <w:rPr>
+          <w:rtl/>
+          <w:cs/>
           <w:lang w:val="ar_AE" w:bidi="ar_AE"/>
         </w:rPr>
       </w:r>
@@ -36,12 +42,16 @@
       </w:pPr>
       <w:r>
         <w:rPr>
+          <w:rtl/>
+          <w:cs/>
           <w:lang w:val="ar_AE" w:bidi="ar_AE"/>
         </w:rPr>
       </w:r>
       <w:r>
         <w:rPr>
           <w:b/>
+          <w:rtl/>
+          <w:cs/>
           <w:lang w:val="ar_AE" w:bidi="ar_AE"/>
         </w:rPr>
         <w:t>Aquifer Open Study Notes (Book Intros)</w:t>
@@ -53,35 +63,47 @@
       </w:pPr>
       <w:r>
         <w:rPr>
-          <w:lang w:val="ar_AE" w:bidi="ar_AE"/>
-        </w:rPr>
-      </w:r>
-      <w:r>
-        <w:rPr>
+          <w:rtl/>
+          <w:cs/>
+          <w:lang w:val="ar_AE" w:bidi="ar_AE"/>
+        </w:rPr>
+      </w:r>
+      <w:r>
+        <w:rPr>
+          <w:rtl/>
+          <w:cs/>
           <w:lang w:val="ar_AE" w:bidi="ar_AE"/>
         </w:rPr>
         <w:t xml:space="preserve">This work is an adaptation of </w:t>
       </w:r>
       <w:r>
         <w:rPr>
+          <w:rtl/>
+          <w:cs/>
           <w:lang w:val="ar_AE" w:bidi="ar_AE"/>
         </w:rPr>
         <w:t>Tyndale Open Study Notes</w:t>
       </w:r>
       <w:r>
         <w:rPr>
+          <w:rtl/>
+          <w:cs/>
           <w:lang w:val="ar_AE" w:bidi="ar_AE"/>
         </w:rPr>
         <w:t xml:space="preserve"> © 2023 Tyndale House Publishers, licensed under the CC BY-SA 4.0 license. The adaptation, </w:t>
       </w:r>
       <w:r>
         <w:rPr>
+          <w:rtl/>
+          <w:cs/>
           <w:lang w:val="ar_AE" w:bidi="ar_AE"/>
         </w:rPr>
         <w:t>Aquifer Open Study Notes</w:t>
       </w:r>
       <w:r>
         <w:rPr>
+          <w:rtl/>
+          <w:cs/>
           <w:lang w:val="ar_AE" w:bidi="ar_AE"/>
         </w:rPr>
         <w:t>, was created by Mission Mutual and is also licensed under CC BY-SA 4.0.</w:t>
@@ -93,22 +115,30 @@
       </w:pPr>
       <w:r>
         <w:rPr>
-          <w:lang w:val="ar_AE" w:bidi="ar_AE"/>
-        </w:rPr>
-      </w:r>
-      <w:r>
-        <w:rPr>
+          <w:rtl/>
+          <w:cs/>
+          <w:lang w:val="ar_AE" w:bidi="ar_AE"/>
+        </w:rPr>
+      </w:r>
+      <w:r>
+        <w:rPr>
+          <w:rtl/>
+          <w:cs/>
           <w:lang w:val="ar_AE" w:bidi="ar_AE"/>
         </w:rPr>
         <w:t>This resource has been adapted into multiple languages, including English, Tok Pisin, Arabic (عربي), French (Français), Hindi (हिंदी), Indonesian (Bahasa Indonesia), Portuguese (Português), Russian (Русский), Spanish (Español), Swahili (Kiswahili), and Simplified Chinese (简体中文).</w:t>
       </w:r>
       <w:r>
         <w:rPr>
-          <w:lang w:val="ar_AE" w:bidi="ar_AE"/>
-        </w:rPr>
-      </w:r>
-      <w:r>
-        <w:rPr>
+          <w:rtl/>
+          <w:cs/>
+          <w:lang w:val="ar_AE" w:bidi="ar_AE"/>
+        </w:rPr>
+      </w:r>
+      <w:r>
+        <w:rPr>
+          <w:rtl/>
+          <w:cs/>
           <w:lang w:val="ar_AE" w:bidi="ar_AE"/>
         </w:rPr>
       </w:r>
@@ -120,6 +150,8 @@
       </w:pPr>
       <w:r>
         <w:rPr>
+          <w:rtl/>
+          <w:cs/>
           <w:lang w:val="ar_AE" w:bidi="ar_AE"/>
         </w:rPr>
         <w:t>Aquifer Open Study Notes (Book Intros)</w:t>
@@ -149,6 +181,8 @@
       </w:pPr>
       <w:r>
         <w:rPr>
+          <w:rtl/>
+          <w:cs/>
           <w:lang w:val="ar_AE" w:bidi="ar_AE"/>
         </w:rPr>
       </w:r>
@@ -160,12 +194,16 @@
       </w:pPr>
       <w:r>
         <w:rPr>
+          <w:rtl/>
+          <w:cs/>
           <w:lang w:val="ar_AE" w:bidi="ar_AE"/>
         </w:rPr>
         <w:t>2PE</w:t>
       </w:r>
       <w:r>
         <w:rPr>
+          <w:rtl/>
+          <w:cs/>
           <w:lang w:val="ar_AE" w:bidi="ar_AE"/>
         </w:rPr>
       </w:r>
@@ -176,22 +214,30 @@
       </w:pPr>
       <w:r>
         <w:rPr>
-          <w:lang w:val="ar_AE" w:bidi="ar_AE"/>
-        </w:rPr>
-      </w:r>
-      <w:r>
-        <w:rPr>
+          <w:rtl/>
+          <w:cs/>
+          <w:lang w:val="ar_AE" w:bidi="ar_AE"/>
+        </w:rPr>
+      </w:r>
+      <w:r>
+        <w:rPr>
+          <w:rtl/>
+          <w:cs/>
           <w:lang w:val="ar_AE" w:bidi="ar_AE"/>
         </w:rPr>
         <w:t xml:space="preserve"> </w:t>
       </w:r>
       <w:r>
         <w:rPr>
-          <w:lang w:val="ar_AE" w:bidi="ar_AE"/>
-        </w:rPr>
-      </w:r>
-      <w:r>
-        <w:rPr>
+          <w:rtl/>
+          <w:cs/>
+          <w:lang w:val="ar_AE" w:bidi="ar_AE"/>
+        </w:rPr>
+      </w:r>
+      <w:r>
+        <w:rPr>
+          <w:rtl/>
+          <w:cs/>
           <w:lang w:val="ar_AE" w:bidi="ar_AE"/>
         </w:rPr>
       </w:r>
@@ -217,6 +263,8 @@
       </w:pPr>
       <w:r>
         <w:rPr>
+          <w:rtl/>
+          <w:cs/>
           <w:lang w:val="ar_AE" w:bidi="ar_AE"/>
         </w:rPr>
       </w:r>
@@ -228,12 +276,16 @@
       </w:pPr>
       <w:r>
         <w:rPr>
+          <w:rtl/>
+          <w:cs/>
           <w:lang w:val="ar_AE" w:bidi="ar_AE"/>
         </w:rPr>
         <w:t>٢ بطْرس</w:t>
       </w:r>
       <w:r>
         <w:rPr>
+          <w:rtl/>
+          <w:cs/>
           <w:lang w:val="ar_AE" w:bidi="ar_AE"/>
         </w:rPr>
       </w:r>
@@ -244,11 +296,15 @@
       </w:pPr>
       <w:r>
         <w:rPr>
-          <w:lang w:val="ar_AE" w:bidi="ar_AE"/>
-        </w:rPr>
-      </w:r>
-      <w:r>
-        <w:rPr>
+          <w:rtl/>
+          <w:cs/>
+          <w:lang w:val="ar_AE" w:bidi="ar_AE"/>
+        </w:rPr>
+      </w:r>
+      <w:r>
+        <w:rPr>
+          <w:rtl/>
+          <w:cs/>
           <w:lang w:val="ar_AE" w:bidi="ar_AE"/>
         </w:rPr>
         <w:t>لِجَذْبِ الانتباهِ، يَضِجٌّ من حَولِنا الكثيرُ من وجهاتِ النَّظَر الفلسفِيَّةِ، والدِّينيَّةِ، والقِيَمِ الثقافيةِ. ولهذا، تُناشِدُ الرِّسَالَةُ الثَّانِيةُ للرَّسُول بُطْرُس قراءَها على النُّمُوِّ في نعْمَةِ المسيح كما تُحَذِّرُ من التَّنَازُلِ عن الإِيمانِ المَسِيحيِّ بِخْلْطِهِ مع أيَّةِ أفكارٍ غَرِيبَةٍ على المَسِيحِيَّةِ.</w:t>
@@ -261,6 +317,8 @@
       </w:pPr>
       <w:r>
         <w:rPr>
+          <w:rtl/>
+          <w:cs/>
           <w:lang w:val="ar_AE" w:bidi="ar_AE"/>
         </w:rPr>
         <w:t>سِياقُ الرِّسَالَةِ</w:t>
@@ -272,11 +330,15 @@
       </w:pPr>
       <w:r>
         <w:rPr>
-          <w:lang w:val="ar_AE" w:bidi="ar_AE"/>
-        </w:rPr>
-      </w:r>
-      <w:r>
-        <w:rPr>
+          <w:rtl/>
+          <w:cs/>
+          <w:lang w:val="ar_AE" w:bidi="ar_AE"/>
+        </w:rPr>
+      </w:r>
+      <w:r>
+        <w:rPr>
+          <w:rtl/>
+          <w:cs/>
           <w:lang w:val="ar_AE" w:bidi="ar_AE"/>
         </w:rPr>
         <w:t>من المحتملِ أن تكونَ الرِّسَالَةَ الثَّانِيةَ للرَّسُول بُطْرُس قد كُتِبَتْ لنفسِ مجموعةِ المسيحيين الذين تَلَقُّوا الرِّسَالَةِ الأًولَى (</w:t>
@@ -284,6 +346,8 @@
       <w:hyperlink r:id="rId13">
         <w:r>
           <w:rPr>
+            <w:rtl/>
+            <w:cs/>
             <w:lang w:val="ar_AE" w:bidi="ar_AE"/>
           </w:rPr>
           <w:rPr>
@@ -295,6 +359,8 @@
       </w:hyperlink>
       <w:r>
         <w:rPr>
+          <w:rtl/>
+          <w:cs/>
           <w:lang w:val="ar_AE" w:bidi="ar_AE"/>
         </w:rPr>
         <w:t xml:space="preserve">؛ انْظُرْ </w:t>
@@ -302,6 +368,8 @@
       <w:hyperlink r:id="rId14">
         <w:r>
           <w:rPr>
+            <w:rtl/>
+            <w:cs/>
             <w:lang w:val="ar_AE" w:bidi="ar_AE"/>
           </w:rPr>
           <w:rPr>
@@ -313,6 +381,8 @@
       </w:hyperlink>
       <w:r>
         <w:rPr>
+          <w:rtl/>
+          <w:cs/>
           <w:lang w:val="ar_AE" w:bidi="ar_AE"/>
         </w:rPr>
         <w:t>). نحن لا نَعْرِفُ على وجه اليقين هل زَارَ الرَّسُولُ بُطْرُس آسِيَّا الصُّغْرَى أم لا، كما أن العَهْدَ الجَدِيدَ يُقَدِّمُ لنا معلوماتٍ قليلةً عن تحركاتِهِ بعد مغادَرَتِهِ أورشليم سنة 44م تقريبًا (</w:t>
@@ -320,6 +390,8 @@
       <w:hyperlink r:id="rId15">
         <w:r>
           <w:rPr>
+            <w:rtl/>
+            <w:cs/>
             <w:lang w:val="ar_AE" w:bidi="ar_AE"/>
           </w:rPr>
           <w:rPr>
@@ -331,6 +403,8 @@
       </w:hyperlink>
       <w:r>
         <w:rPr>
+          <w:rtl/>
+          <w:cs/>
           <w:lang w:val="ar_AE" w:bidi="ar_AE"/>
         </w:rPr>
         <w:t>). نَعْلَمُ أنَّه كان في روما في أوائلِ السِّتِّينياتِ من القرنِ الأوَّل الميلادي. ومن المفترَضِ أنه كَتَبَ الرِّسَالَةَ الثَّانِيةَ من روما بعد فترةٍ وجيزَةٍ من الرِّسَالَةِ الأُولَى. تشيرُ التقاليدُ المسيحيةُ المُبَكِّرةُ إلى أن الرَّسُولُ بُطْرُس قد مات أثناء حُكْمِ الإمبراطور نيرون سنة 64 أو 65م.</w:t>
@@ -343,6 +417,8 @@
       </w:pPr>
       <w:r>
         <w:rPr>
+          <w:rtl/>
+          <w:cs/>
           <w:lang w:val="ar_AE" w:bidi="ar_AE"/>
         </w:rPr>
         <w:t>مُوجَزُ الرِّسَالَةِ</w:t>
@@ -354,11 +430,15 @@
       </w:pPr>
       <w:r>
         <w:rPr>
-          <w:lang w:val="ar_AE" w:bidi="ar_AE"/>
-        </w:rPr>
-      </w:r>
-      <w:r>
-        <w:rPr>
+          <w:rtl/>
+          <w:cs/>
+          <w:lang w:val="ar_AE" w:bidi="ar_AE"/>
+        </w:rPr>
+      </w:r>
+      <w:r>
+        <w:rPr>
+          <w:rtl/>
+          <w:cs/>
           <w:lang w:val="ar_AE" w:bidi="ar_AE"/>
         </w:rPr>
         <w:t>في افتتاحِيَّة الرِّسَالَةِ (</w:t>
@@ -366,6 +446,8 @@
       <w:hyperlink r:id="rId16">
         <w:r>
           <w:rPr>
+            <w:rtl/>
+            <w:cs/>
             <w:lang w:val="ar_AE" w:bidi="ar_AE"/>
           </w:rPr>
           <w:rPr>
@@ -377,6 +459,8 @@
       </w:hyperlink>
       <w:r>
         <w:rPr>
+          <w:rtl/>
+          <w:cs/>
           <w:lang w:val="ar_AE" w:bidi="ar_AE"/>
         </w:rPr>
         <w:t>)، يُعَرِّفُ الرَّسُولُ بُطْرُس نفْسَه، ويحَدِّد قراءَهُ (</w:t>
@@ -384,6 +468,8 @@
       <w:hyperlink r:id="rId17">
         <w:r>
           <w:rPr>
+            <w:rtl/>
+            <w:cs/>
             <w:lang w:val="ar_AE" w:bidi="ar_AE"/>
           </w:rPr>
           <w:rPr>
@@ -395,6 +481,8 @@
       </w:hyperlink>
       <w:r>
         <w:rPr>
+          <w:rtl/>
+          <w:cs/>
           <w:lang w:val="ar_AE" w:bidi="ar_AE"/>
         </w:rPr>
         <w:t>) مُقَدِّمًا موضوعَ انشغَالِهِ الرَّئيس، وهو أن يَنْمُو قراؤهُ في معرِفَتِهِم باللهِ والمَسِيحِ (</w:t>
@@ -402,6 +490,8 @@
       <w:hyperlink r:id="rId18">
         <w:r>
           <w:rPr>
+            <w:rtl/>
+            <w:cs/>
             <w:lang w:val="ar_AE" w:bidi="ar_AE"/>
           </w:rPr>
           <w:rPr>
@@ -413,6 +503,8 @@
       </w:hyperlink>
       <w:r>
         <w:rPr>
+          <w:rtl/>
+          <w:cs/>
           <w:lang w:val="ar_AE" w:bidi="ar_AE"/>
         </w:rPr>
         <w:t>). كما يخبِرُهم أيضًا بشعور مُلِحٍّ بأنه ما من وقتٍ طويلٍ لديه ليعيش فيه (</w:t>
@@ -420,6 +512,8 @@
       <w:hyperlink r:id="rId19">
         <w:r>
           <w:rPr>
+            <w:rtl/>
+            <w:cs/>
             <w:lang w:val="ar_AE" w:bidi="ar_AE"/>
           </w:rPr>
           <w:rPr>
@@ -431,6 +525,8 @@
       </w:hyperlink>
       <w:r>
         <w:rPr>
+          <w:rtl/>
+          <w:cs/>
           <w:lang w:val="ar_AE" w:bidi="ar_AE"/>
         </w:rPr>
         <w:t>).</w:t>
@@ -442,12 +538,16 @@
       </w:pPr>
       <w:r>
         <w:rPr>
+          <w:rtl/>
+          <w:cs/>
           <w:lang w:val="ar_AE" w:bidi="ar_AE"/>
         </w:rPr>
       </w:r>
       <w:hyperlink r:id="rId20">
         <w:r>
           <w:rPr>
+            <w:rtl/>
+            <w:cs/>
             <w:lang w:val="ar_AE" w:bidi="ar_AE"/>
           </w:rPr>
           <w:rPr>
@@ -459,6 +559,8 @@
       </w:hyperlink>
       <w:r>
         <w:rPr>
+          <w:rtl/>
+          <w:cs/>
           <w:lang w:val="ar_AE" w:bidi="ar_AE"/>
         </w:rPr>
         <w:t xml:space="preserve"> يُمَثِّل النُّقْطَة المَرْكزية لهذه الرِّسَالَةِ، حيث يقومُ الرَّسُولُ بُطْرُس بوصْفِ وإدانة المُعَلِّمِين الكَذَبَةِ. ويُهَيِّئُ لهذه الإدانةِ بالتأكيد على يقينِ عودَةِ المَسِيحِ في المجدِ (</w:t>
@@ -466,6 +568,8 @@
       <w:hyperlink r:id="rId21">
         <w:r>
           <w:rPr>
+            <w:rtl/>
+            <w:cs/>
             <w:lang w:val="ar_AE" w:bidi="ar_AE"/>
           </w:rPr>
           <w:rPr>
@@ -477,6 +581,8 @@
       </w:hyperlink>
       <w:r>
         <w:rPr>
+          <w:rtl/>
+          <w:cs/>
           <w:lang w:val="ar_AE" w:bidi="ar_AE"/>
         </w:rPr>
         <w:t>). من الواضحِ أن المُعَلِّمِين الكَذَبَةِ قد ساورهم الارتيابُ في عَودَةِ المَسِيح والدينونَةِ النهائيَّةِ.</w:t>
@@ -488,11 +594,15 @@
       </w:pPr>
       <w:r>
         <w:rPr>
-          <w:lang w:val="ar_AE" w:bidi="ar_AE"/>
-        </w:rPr>
-      </w:r>
-      <w:r>
-        <w:rPr>
+          <w:rtl/>
+          <w:cs/>
+          <w:lang w:val="ar_AE" w:bidi="ar_AE"/>
+        </w:rPr>
+      </w:r>
+      <w:r>
+        <w:rPr>
+          <w:rtl/>
+          <w:cs/>
           <w:lang w:val="ar_AE" w:bidi="ar_AE"/>
         </w:rPr>
         <w:t>يَشْجُبُ الرَّسُولُ بُطْرُس المُعَلِّمِين الكَذَبَةِ عبر أربعِ مراحل: يَتَنَبَّأ بِقُدُومِ المُعَلِّمِين الكَذَبَةِ (</w:t>
@@ -500,6 +610,8 @@
       <w:hyperlink r:id="rId22">
         <w:r>
           <w:rPr>
+            <w:rtl/>
+            <w:cs/>
             <w:lang w:val="ar_AE" w:bidi="ar_AE"/>
           </w:rPr>
           <w:rPr>
@@ -511,6 +623,8 @@
       </w:hyperlink>
       <w:r>
         <w:rPr>
+          <w:rtl/>
+          <w:cs/>
           <w:lang w:val="ar_AE" w:bidi="ar_AE"/>
         </w:rPr>
         <w:t>)، يؤكِّد على أن الله سيَدِينُهم لكنه سَيُنْقِذُ الأَبْرَارَ (</w:t>
@@ -518,6 +632,8 @@
       <w:hyperlink r:id="rId23">
         <w:r>
           <w:rPr>
+            <w:rtl/>
+            <w:cs/>
             <w:lang w:val="ar_AE" w:bidi="ar_AE"/>
           </w:rPr>
           <w:rPr>
@@ -529,6 +645,8 @@
       </w:hyperlink>
       <w:r>
         <w:rPr>
+          <w:rtl/>
+          <w:cs/>
           <w:lang w:val="ar_AE" w:bidi="ar_AE"/>
         </w:rPr>
         <w:t>)، يستعرضُ خطايا المُعَلِّمِين الكَذَبَةِ (</w:t>
@@ -536,6 +654,8 @@
       <w:hyperlink r:id="rId24">
         <w:r>
           <w:rPr>
+            <w:rtl/>
+            <w:cs/>
             <w:lang w:val="ar_AE" w:bidi="ar_AE"/>
           </w:rPr>
           <w:rPr>
@@ -547,6 +667,8 @@
       </w:hyperlink>
       <w:r>
         <w:rPr>
+          <w:rtl/>
+          <w:cs/>
           <w:lang w:val="ar_AE" w:bidi="ar_AE"/>
         </w:rPr>
         <w:t>), ويُصَرِّحُ بهلاكِهِم (</w:t>
@@ -554,6 +676,8 @@
       <w:hyperlink r:id="rId25">
         <w:r>
           <w:rPr>
+            <w:rtl/>
+            <w:cs/>
             <w:lang w:val="ar_AE" w:bidi="ar_AE"/>
           </w:rPr>
           <w:rPr>
@@ -565,6 +689,8 @@
       </w:hyperlink>
       <w:r>
         <w:rPr>
+          <w:rtl/>
+          <w:cs/>
           <w:lang w:val="ar_AE" w:bidi="ar_AE"/>
         </w:rPr>
         <w:t>).</w:t>
@@ -576,11 +702,15 @@
       </w:pPr>
       <w:r>
         <w:rPr>
-          <w:lang w:val="ar_AE" w:bidi="ar_AE"/>
-        </w:rPr>
-      </w:r>
-      <w:r>
-        <w:rPr>
+          <w:rtl/>
+          <w:cs/>
+          <w:lang w:val="ar_AE" w:bidi="ar_AE"/>
+        </w:rPr>
+      </w:r>
+      <w:r>
+        <w:rPr>
+          <w:rtl/>
+          <w:cs/>
           <w:lang w:val="ar_AE" w:bidi="ar_AE"/>
         </w:rPr>
         <w:t>بعد مزيدٍ من التأكيدِ والإصْرارِ على أن المَسِيح سَيَعُودُ بالفعلِ في المَجْدِ لِيُغَيِّرَ العَالَمَ (</w:t>
@@ -588,6 +718,8 @@
       <w:hyperlink r:id="rId26">
         <w:r>
           <w:rPr>
+            <w:rtl/>
+            <w:cs/>
             <w:lang w:val="ar_AE" w:bidi="ar_AE"/>
           </w:rPr>
           <w:rPr>
@@ -599,18 +731,24 @@
       </w:hyperlink>
       <w:r>
         <w:rPr>
+          <w:rtl/>
+          <w:cs/>
           <w:lang w:val="ar_AE" w:bidi="ar_AE"/>
         </w:rPr>
         <w:t>)، يُنْهٍي الرَّسُولُ بُطْرُس رِسَالَتَهُ كما بَدَأَ، بالصَّلاةِ لكي يَنْمُو قراؤه "</w:t>
       </w:r>
       <w:r>
         <w:rPr>
+          <w:rtl/>
+          <w:cs/>
           <w:lang w:val="ar_AE" w:bidi="ar_AE"/>
         </w:rPr>
         <w:t>فِي ٱلنِّعْمَةِ وَفِي مَعْرِفَةِ رَبِّنَا وَمُخَلِّصِنَا يَسُوعَ ٱلْمَسِيحِ</w:t>
       </w:r>
       <w:r>
         <w:rPr>
+          <w:rtl/>
+          <w:cs/>
           <w:lang w:val="ar_AE" w:bidi="ar_AE"/>
         </w:rPr>
         <w:t>" (</w:t>
@@ -618,6 +756,8 @@
       <w:hyperlink r:id="rId27">
         <w:r>
           <w:rPr>
+            <w:rtl/>
+            <w:cs/>
             <w:lang w:val="ar_AE" w:bidi="ar_AE"/>
           </w:rPr>
           <w:rPr>
@@ -629,6 +769,8 @@
       </w:hyperlink>
       <w:r>
         <w:rPr>
+          <w:rtl/>
+          <w:cs/>
           <w:lang w:val="ar_AE" w:bidi="ar_AE"/>
         </w:rPr>
         <w:t xml:space="preserve">؛ انْظُرْ </w:t>
@@ -636,6 +778,8 @@
       <w:hyperlink r:id="rId18">
         <w:r>
           <w:rPr>
+            <w:rtl/>
+            <w:cs/>
             <w:lang w:val="ar_AE" w:bidi="ar_AE"/>
           </w:rPr>
           <w:rPr>
@@ -647,6 +791,8 @@
       </w:hyperlink>
       <w:r>
         <w:rPr>
+          <w:rtl/>
+          <w:cs/>
           <w:lang w:val="ar_AE" w:bidi="ar_AE"/>
         </w:rPr>
         <w:t>).</w:t>
@@ -659,6 +805,8 @@
       </w:pPr>
       <w:r>
         <w:rPr>
+          <w:rtl/>
+          <w:cs/>
           <w:lang w:val="ar_AE" w:bidi="ar_AE"/>
         </w:rPr>
         <w:t>كَاتِبُ الرِّسَالَةِ</w:t>
@@ -670,23 +818,31 @@
       </w:pPr>
       <w:r>
         <w:rPr>
-          <w:lang w:val="ar_AE" w:bidi="ar_AE"/>
-        </w:rPr>
-      </w:r>
-      <w:r>
-        <w:rPr>
+          <w:rtl/>
+          <w:cs/>
+          <w:lang w:val="ar_AE" w:bidi="ar_AE"/>
+        </w:rPr>
+      </w:r>
+      <w:r>
+        <w:rPr>
+          <w:rtl/>
+          <w:cs/>
           <w:lang w:val="ar_AE" w:bidi="ar_AE"/>
         </w:rPr>
         <w:t xml:space="preserve">يُقَدِّم الكاتِبُ نفسَهُ بأنه </w:t>
       </w:r>
       <w:r>
         <w:rPr>
+          <w:rtl/>
+          <w:cs/>
           <w:lang w:val="ar_AE" w:bidi="ar_AE"/>
         </w:rPr>
         <w:t>سِمْعَانُ بُطْرُسُ</w:t>
       </w:r>
       <w:r>
         <w:rPr>
+          <w:rtl/>
+          <w:cs/>
           <w:lang w:val="ar_AE" w:bidi="ar_AE"/>
         </w:rPr>
         <w:t xml:space="preserve"> (</w:t>
@@ -694,6 +850,8 @@
       <w:hyperlink r:id="rId28">
         <w:r>
           <w:rPr>
+            <w:rtl/>
+            <w:cs/>
             <w:lang w:val="ar_AE" w:bidi="ar_AE"/>
           </w:rPr>
           <w:rPr>
@@ -705,30 +863,40 @@
       </w:hyperlink>
       <w:r>
         <w:rPr>
+          <w:rtl/>
+          <w:cs/>
           <w:lang w:val="ar_AE" w:bidi="ar_AE"/>
         </w:rPr>
         <w:t xml:space="preserve">)، وأنه </w:t>
       </w:r>
       <w:r>
         <w:rPr>
+          <w:rtl/>
+          <w:cs/>
           <w:lang w:val="ar_AE" w:bidi="ar_AE"/>
         </w:rPr>
         <w:t>عَبْدُ يَسُوعَ ٱلْمَسِيحِ وَرَسُولُهُ</w:t>
       </w:r>
       <w:r>
         <w:rPr>
+          <w:rtl/>
+          <w:cs/>
           <w:lang w:val="ar_AE" w:bidi="ar_AE"/>
         </w:rPr>
         <w:t xml:space="preserve">. كما يقرِّر بأن </w:t>
       </w:r>
       <w:r>
         <w:rPr>
+          <w:rtl/>
+          <w:cs/>
           <w:lang w:val="ar_AE" w:bidi="ar_AE"/>
         </w:rPr>
         <w:t>ما يَكْتُبُه لقرائِهِ هو رِسَالَةٌ ثَانِيَةٌ</w:t>
       </w:r>
       <w:r>
         <w:rPr>
+          <w:rtl/>
+          <w:cs/>
           <w:lang w:val="ar_AE" w:bidi="ar_AE"/>
         </w:rPr>
         <w:t xml:space="preserve"> (</w:t>
@@ -736,6 +904,8 @@
       <w:hyperlink r:id="rId14">
         <w:r>
           <w:rPr>
+            <w:rtl/>
+            <w:cs/>
             <w:lang w:val="ar_AE" w:bidi="ar_AE"/>
           </w:rPr>
           <w:rPr>
@@ -747,6 +917,8 @@
       </w:hyperlink>
       <w:r>
         <w:rPr>
+          <w:rtl/>
+          <w:cs/>
           <w:lang w:val="ar_AE" w:bidi="ar_AE"/>
         </w:rPr>
         <w:t>). وبكلِّ تأكيدٍ، بخلاف رسالَتِهِ الأُولَى إليهم.</w:t>
@@ -758,11 +930,15 @@
       </w:pPr>
       <w:r>
         <w:rPr>
-          <w:lang w:val="ar_AE" w:bidi="ar_AE"/>
-        </w:rPr>
-      </w:r>
-      <w:r>
-        <w:rPr>
+          <w:rtl/>
+          <w:cs/>
+          <w:lang w:val="ar_AE" w:bidi="ar_AE"/>
+        </w:rPr>
+      </w:r>
+      <w:r>
+        <w:rPr>
+          <w:rtl/>
+          <w:cs/>
           <w:lang w:val="ar_AE" w:bidi="ar_AE"/>
         </w:rPr>
         <w:t xml:space="preserve">ومع ذلك، تَخْتَلِفُ الرِّسَالَةُ الثَّانِيةُ للرَّسُول بُطْرُس عن رسالَتِهِ الأُولَى بِطُرُقٍ كثيرةٍ، في حين أنها تحتوي على تشابهاتٍ مذهلةٍ مع رِسَالَةِ يَهُوذَا. بسَبَبِ هذا، يَعْتَقِدُ بعضُ المُفَسِّرِين أن شخْصًا آخر قد قام بكتابةِ الرِّسَالَةُ الثَّانِيةُ. إلا أن هذا الاستنتاج غيرُ ضروريٌّ لأن الرِّسَالَةَ الثَّانِيةُ تتعامَلُ مع ظَرْفٍ مختَلِفٍ تمامًا عن الرِّسَالَةِ الأُولَى؛ وعلى نحوٍ طبيعِيٍّ، تَخْتَلِفُ اللُّغَةِ والمفاهيم. وإضافَةً إلى ذلك، من الممكِنِ أن يكون سِيلَا (السكرتير الكاتِبُ للرَّسُول بُطْرُس، والمعروف أيضًا باسم سِلْوانُس في </w:t>
@@ -770,6 +946,8 @@
       <w:hyperlink r:id="rId29">
         <w:r>
           <w:rPr>
+            <w:rtl/>
+            <w:cs/>
             <w:lang w:val="ar_AE" w:bidi="ar_AE"/>
           </w:rPr>
           <w:rPr>
@@ -781,6 +959,8 @@
       </w:hyperlink>
       <w:r>
         <w:rPr>
+          <w:rtl/>
+          <w:cs/>
           <w:lang w:val="ar_AE" w:bidi="ar_AE"/>
         </w:rPr>
         <w:t>) هو المسؤول عن الصياغة التعبيرية للرِّسَالَةِ الأُولَى، في حين استَخْدَمَ الرَّسُول بُطْرُس كاتِبًا آخر لكتابَةِ رسالَتَهُ الثَّانِيَةَ.</w:t>
@@ -793,6 +973,8 @@
       </w:pPr>
       <w:r>
         <w:rPr>
+          <w:rtl/>
+          <w:cs/>
           <w:lang w:val="ar_AE" w:bidi="ar_AE"/>
         </w:rPr>
         <w:t>العَلَاقَةُ مَعَ يَهُوذَا</w:t>
@@ -804,11 +986,15 @@
       </w:pPr>
       <w:r>
         <w:rPr>
-          <w:lang w:val="ar_AE" w:bidi="ar_AE"/>
-        </w:rPr>
-      </w:r>
-      <w:r>
-        <w:rPr>
+          <w:rtl/>
+          <w:cs/>
+          <w:lang w:val="ar_AE" w:bidi="ar_AE"/>
+        </w:rPr>
+      </w:r>
+      <w:r>
+        <w:rPr>
+          <w:rtl/>
+          <w:cs/>
           <w:lang w:val="ar_AE" w:bidi="ar_AE"/>
         </w:rPr>
         <w:t xml:space="preserve">لا يمكِنُ الإنكارُ بأن هناك نوعًا من العَلاقَةِ الأَدَبِيَّةِ بين الرِّسَالَةُ الثَّانِيةُ للرَّسُول بُطْرُس، ورِسَالَةِ يَهُوذَا. تستَخْدِمُ الرِّسَالَتان الكثير من التعبيراتِ الغريبة، الأمرُ الذي يجعلُ التشابهاتِ بينهما لَيْسَتْ من بابِ الصُّدْفَةِ أو أنه نتيجةٌ لتقليدٍ شَفَاهِيٍّ مشتركٍ (قارن </w:t>
@@ -816,6 +1002,8 @@
       <w:hyperlink r:id="rId30">
         <w:r>
           <w:rPr>
+            <w:rtl/>
+            <w:cs/>
             <w:lang w:val="ar_AE" w:bidi="ar_AE"/>
           </w:rPr>
           <w:rPr>
@@ -827,6 +1015,8 @@
       </w:hyperlink>
       <w:r>
         <w:rPr>
+          <w:rtl/>
+          <w:cs/>
           <w:lang w:val="ar_AE" w:bidi="ar_AE"/>
         </w:rPr>
         <w:t xml:space="preserve"> // </w:t>
@@ -834,6 +1024,8 @@
       <w:hyperlink r:id="rId31">
         <w:r>
           <w:rPr>
+            <w:rtl/>
+            <w:cs/>
             <w:lang w:val="ar_AE" w:bidi="ar_AE"/>
           </w:rPr>
           <w:rPr>
@@ -845,6 +1037,8 @@
       </w:hyperlink>
       <w:r>
         <w:rPr>
+          <w:rtl/>
+          <w:cs/>
           <w:lang w:val="ar_AE" w:bidi="ar_AE"/>
         </w:rPr>
         <w:t xml:space="preserve">؛ </w:t>
@@ -852,6 +1046,8 @@
       <w:hyperlink r:id="rId32">
         <w:r>
           <w:rPr>
+            <w:rtl/>
+            <w:cs/>
             <w:lang w:val="ar_AE" w:bidi="ar_AE"/>
           </w:rPr>
           <w:rPr>
@@ -863,6 +1059,8 @@
       </w:hyperlink>
       <w:r>
         <w:rPr>
+          <w:rtl/>
+          <w:cs/>
           <w:lang w:val="ar_AE" w:bidi="ar_AE"/>
         </w:rPr>
         <w:t xml:space="preserve"> // </w:t>
@@ -870,6 +1068,8 @@
       <w:hyperlink r:id="rId33">
         <w:r>
           <w:rPr>
+            <w:rtl/>
+            <w:cs/>
             <w:lang w:val="ar_AE" w:bidi="ar_AE"/>
           </w:rPr>
           <w:rPr>
@@ -881,6 +1081,8 @@
       </w:hyperlink>
       <w:r>
         <w:rPr>
+          <w:rtl/>
+          <w:cs/>
           <w:lang w:val="ar_AE" w:bidi="ar_AE"/>
         </w:rPr>
         <w:t xml:space="preserve">؛ </w:t>
@@ -888,6 +1090,8 @@
       <w:hyperlink r:id="rId34">
         <w:r>
           <w:rPr>
+            <w:rtl/>
+            <w:cs/>
             <w:lang w:val="ar_AE" w:bidi="ar_AE"/>
           </w:rPr>
           <w:rPr>
@@ -900,6 +1104,8 @@
       <w:hyperlink r:id="rId30">
         <w:r>
           <w:rPr>
+            <w:rtl/>
+            <w:cs/>
             <w:lang w:val="ar_AE" w:bidi="ar_AE"/>
           </w:rPr>
           <w:rPr>
@@ -912,6 +1118,8 @@
       <w:hyperlink r:id="rId34">
         <w:r>
           <w:rPr>
+            <w:rtl/>
+            <w:cs/>
             <w:lang w:val="ar_AE" w:bidi="ar_AE"/>
           </w:rPr>
           <w:rPr>
@@ -923,6 +1131,8 @@
       </w:hyperlink>
       <w:r>
         <w:rPr>
+          <w:rtl/>
+          <w:cs/>
           <w:lang w:val="ar_AE" w:bidi="ar_AE"/>
         </w:rPr>
         <w:t xml:space="preserve"> // </w:t>
@@ -930,6 +1140,8 @@
       <w:hyperlink r:id="rId35">
         <w:r>
           <w:rPr>
+            <w:rtl/>
+            <w:cs/>
             <w:lang w:val="ar_AE" w:bidi="ar_AE"/>
           </w:rPr>
           <w:rPr>
@@ -941,6 +1153,8 @@
       </w:hyperlink>
       <w:r>
         <w:rPr>
+          <w:rtl/>
+          <w:cs/>
           <w:lang w:val="ar_AE" w:bidi="ar_AE"/>
         </w:rPr>
         <w:t xml:space="preserve">؛ </w:t>
@@ -948,6 +1162,8 @@
       <w:hyperlink r:id="rId36">
         <w:r>
           <w:rPr>
+            <w:rtl/>
+            <w:cs/>
             <w:lang w:val="ar_AE" w:bidi="ar_AE"/>
           </w:rPr>
           <w:rPr>
@@ -960,6 +1176,8 @@
       <w:hyperlink r:id="rId30">
         <w:r>
           <w:rPr>
+            <w:rtl/>
+            <w:cs/>
             <w:lang w:val="ar_AE" w:bidi="ar_AE"/>
           </w:rPr>
           <w:rPr>
@@ -972,6 +1190,8 @@
       <w:hyperlink r:id="rId36">
         <w:r>
           <w:rPr>
+            <w:rtl/>
+            <w:cs/>
             <w:lang w:val="ar_AE" w:bidi="ar_AE"/>
           </w:rPr>
           <w:rPr>
@@ -983,6 +1203,8 @@
       </w:hyperlink>
       <w:r>
         <w:rPr>
+          <w:rtl/>
+          <w:cs/>
           <w:lang w:val="ar_AE" w:bidi="ar_AE"/>
         </w:rPr>
         <w:t xml:space="preserve"> // </w:t>
@@ -990,6 +1212,8 @@
       <w:hyperlink r:id="rId37">
         <w:r>
           <w:rPr>
+            <w:rtl/>
+            <w:cs/>
             <w:lang w:val="ar_AE" w:bidi="ar_AE"/>
           </w:rPr>
           <w:rPr>
@@ -1001,6 +1225,8 @@
       </w:hyperlink>
       <w:r>
         <w:rPr>
+          <w:rtl/>
+          <w:cs/>
           <w:lang w:val="ar_AE" w:bidi="ar_AE"/>
         </w:rPr>
         <w:t xml:space="preserve">؛ </w:t>
@@ -1008,6 +1234,8 @@
       <w:hyperlink r:id="rId38">
         <w:r>
           <w:rPr>
+            <w:rtl/>
+            <w:cs/>
             <w:lang w:val="ar_AE" w:bidi="ar_AE"/>
           </w:rPr>
           <w:rPr>
@@ -1019,6 +1247,8 @@
       </w:hyperlink>
       <w:r>
         <w:rPr>
+          <w:rtl/>
+          <w:cs/>
           <w:lang w:val="ar_AE" w:bidi="ar_AE"/>
         </w:rPr>
         <w:t xml:space="preserve"> // </w:t>
@@ -1026,6 +1256,8 @@
       <w:hyperlink r:id="rId39">
         <w:r>
           <w:rPr>
+            <w:rtl/>
+            <w:cs/>
             <w:lang w:val="ar_AE" w:bidi="ar_AE"/>
           </w:rPr>
           <w:rPr>
@@ -1037,6 +1269,8 @@
       </w:hyperlink>
       <w:r>
         <w:rPr>
+          <w:rtl/>
+          <w:cs/>
           <w:lang w:val="ar_AE" w:bidi="ar_AE"/>
         </w:rPr>
         <w:t xml:space="preserve">؛ </w:t>
@@ -1044,6 +1278,8 @@
       <w:hyperlink r:id="rId40">
         <w:r>
           <w:rPr>
+            <w:rtl/>
+            <w:cs/>
             <w:lang w:val="ar_AE" w:bidi="ar_AE"/>
           </w:rPr>
           <w:rPr>
@@ -1056,6 +1292,8 @@
       <w:hyperlink r:id="rId30">
         <w:r>
           <w:rPr>
+            <w:rtl/>
+            <w:cs/>
             <w:lang w:val="ar_AE" w:bidi="ar_AE"/>
           </w:rPr>
           <w:rPr>
@@ -1068,6 +1306,8 @@
       <w:hyperlink r:id="rId40">
         <w:r>
           <w:rPr>
+            <w:rtl/>
+            <w:cs/>
             <w:lang w:val="ar_AE" w:bidi="ar_AE"/>
           </w:rPr>
           <w:rPr>
@@ -1079,6 +1319,8 @@
       </w:hyperlink>
       <w:r>
         <w:rPr>
+          <w:rtl/>
+          <w:cs/>
           <w:lang w:val="ar_AE" w:bidi="ar_AE"/>
         </w:rPr>
         <w:t xml:space="preserve">، </w:t>
@@ -1086,6 +1328,8 @@
       <w:hyperlink r:id="rId41">
         <w:r>
           <w:rPr>
+            <w:rtl/>
+            <w:cs/>
             <w:lang w:val="ar_AE" w:bidi="ar_AE"/>
           </w:rPr>
           <w:rPr>
@@ -1097,6 +1341,8 @@
       </w:hyperlink>
       <w:r>
         <w:rPr>
+          <w:rtl/>
+          <w:cs/>
           <w:lang w:val="ar_AE" w:bidi="ar_AE"/>
         </w:rPr>
         <w:t xml:space="preserve"> // </w:t>
@@ -1104,6 +1350,8 @@
       <w:hyperlink r:id="rId42">
         <w:r>
           <w:rPr>
+            <w:rtl/>
+            <w:cs/>
             <w:lang w:val="ar_AE" w:bidi="ar_AE"/>
           </w:rPr>
           <w:rPr>
@@ -1115,6 +1363,8 @@
       </w:hyperlink>
       <w:r>
         <w:rPr>
+          <w:rtl/>
+          <w:cs/>
           <w:lang w:val="ar_AE" w:bidi="ar_AE"/>
         </w:rPr>
         <w:t xml:space="preserve">؛ </w:t>
@@ -1122,6 +1372,8 @@
       <w:hyperlink r:id="rId43">
         <w:r>
           <w:rPr>
+            <w:rtl/>
+            <w:cs/>
             <w:lang w:val="ar_AE" w:bidi="ar_AE"/>
           </w:rPr>
           <w:rPr>
@@ -1134,6 +1386,8 @@
       <w:hyperlink r:id="rId30">
         <w:r>
           <w:rPr>
+            <w:rtl/>
+            <w:cs/>
             <w:lang w:val="ar_AE" w:bidi="ar_AE"/>
           </w:rPr>
           <w:rPr>
@@ -1146,6 +1400,8 @@
       <w:hyperlink r:id="rId43">
         <w:r>
           <w:rPr>
+            <w:rtl/>
+            <w:cs/>
             <w:lang w:val="ar_AE" w:bidi="ar_AE"/>
           </w:rPr>
           <w:rPr>
@@ -1157,6 +1413,8 @@
       </w:hyperlink>
       <w:r>
         <w:rPr>
+          <w:rtl/>
+          <w:cs/>
           <w:lang w:val="ar_AE" w:bidi="ar_AE"/>
         </w:rPr>
         <w:t xml:space="preserve"> // </w:t>
@@ -1164,6 +1422,8 @@
       <w:hyperlink r:id="rId37">
         <w:r>
           <w:rPr>
+            <w:rtl/>
+            <w:cs/>
             <w:lang w:val="ar_AE" w:bidi="ar_AE"/>
           </w:rPr>
           <w:rPr>
@@ -1175,6 +1435,8 @@
       </w:hyperlink>
       <w:r>
         <w:rPr>
+          <w:rtl/>
+          <w:cs/>
           <w:lang w:val="ar_AE" w:bidi="ar_AE"/>
         </w:rPr>
         <w:t>). يمكِنُ تفسيرُ هذه العَلاقَةَ بواحدة من ثلاثِ طُرُقٍ: (1) استعارَ يَهُوذَا من الرِّسَالَةُ الثَّانِيةُ للرَّسُول بُطْرُس؛ (2) اسْتَعَارَتْ الرِّسَالَةُ الثَّانِيةُ للرَّسُول بُطْرُس من رِسَالَة يَهُوذَا؛ أو (3) اسْتَعَارَتْ الرِّسَالَتان من مصدَرٍ أَدَبِيٍّ مشتركٍ لكنه مفقودٌ الآن. الخيار الثَّانِي هو الأكثرُ شيوعًا، على الرُّغم من أن الخيارَ الأوَّلَ ممكن بنفْسِ القَدْرِ. أما الخِيارُ الثَّالِثُ فهو أقلُّ احتِمَالًا، لأنه أكثر تعقيدًا وغيرُ ضروريٌّ. أيًا كان الكاتِبُ الذي اسْتَعَارَ من الآخر، فقد واجه كلاهما، على ما يبدو، نفس الظَّرْفِ، فَوجَدَ أحدُهما أن ما كَتَبَهُ الآخر مناسبًا لمقاصدِهِ الخَاصَّة. هذه النوعية من الاسْتِعَارَةِ شائِعَةٌ في العَالَمِ القدِيمِ؛ فَبدلاً من النَّظَرِ إليها كَسَرِقَةٍ أَدَبِيَّةٍ كانَ يُنْظَرُ إليها كنوعٍ من المُجَامَلَةِ.</w:t>
@@ -1188,6 +1450,8 @@
       <w:r>
         <w:rPr>
           <w:b/>
+          <w:rtl/>
+          <w:cs/>
           <w:lang w:val="ar_AE" w:bidi="ar_AE"/>
         </w:rPr>
         <w:t>المُعَلِّمُون الكَذَبَةُ</w:t>
@@ -1199,11 +1463,15 @@
       </w:pPr>
       <w:r>
         <w:rPr>
-          <w:lang w:val="ar_AE" w:bidi="ar_AE"/>
-        </w:rPr>
-      </w:r>
-      <w:r>
-        <w:rPr>
+          <w:rtl/>
+          <w:cs/>
+          <w:lang w:val="ar_AE" w:bidi="ar_AE"/>
+        </w:rPr>
+      </w:r>
+      <w:r>
+        <w:rPr>
+          <w:rtl/>
+          <w:cs/>
           <w:lang w:val="ar_AE" w:bidi="ar_AE"/>
         </w:rPr>
         <w:t>إن المُعَلِّمِين الكَذَبَةِ الذين يَشْجُبُهم الرَّسُول بُطْرُس لا يمكن وصفُهم بأيَّة هرطقَةٍ معروفةٍ في الكنيسَةِ القديمَةِ. بناءً على فسْقِهِم وارتيابهم، افترضَ هؤلاء المُعَلِّمُون الكَذَبَةُ أن نعمَةَ اللهِ تبيحُ لهم الحرِّيَّةَ للقيامِ بأيِّ شيءٍ يرغبونه (</w:t>
@@ -1211,6 +1479,8 @@
       <w:hyperlink r:id="rId44">
         <w:r>
           <w:rPr>
+            <w:rtl/>
+            <w:cs/>
             <w:lang w:val="ar_AE" w:bidi="ar_AE"/>
           </w:rPr>
           <w:rPr>
@@ -1222,6 +1492,8 @@
       </w:hyperlink>
       <w:r>
         <w:rPr>
+          <w:rtl/>
+          <w:cs/>
           <w:lang w:val="ar_AE" w:bidi="ar_AE"/>
         </w:rPr>
         <w:t xml:space="preserve">). لم يجدوا نفعًا في أيَّة سُلْطَةٍ عليهم (انْظُرْ </w:t>
@@ -1229,6 +1501,8 @@
       <w:hyperlink r:id="rId45">
         <w:r>
           <w:rPr>
+            <w:rtl/>
+            <w:cs/>
             <w:lang w:val="ar_AE" w:bidi="ar_AE"/>
           </w:rPr>
           <w:rPr>
@@ -1240,6 +1514,8 @@
       </w:hyperlink>
       <w:r>
         <w:rPr>
+          <w:rtl/>
+          <w:cs/>
           <w:lang w:val="ar_AE" w:bidi="ar_AE"/>
         </w:rPr>
         <w:t>). انْخَرَطُوا في ممارسات جنسيَّةٍ مُحَرَّمَة، انْغَمَسُوا بإفراطٍ في الشُّرْبِ والأَكلِ، والطَّمَعِ (</w:t>
@@ -1247,6 +1523,8 @@
       <w:hyperlink r:id="rId46">
         <w:r>
           <w:rPr>
+            <w:rtl/>
+            <w:cs/>
             <w:lang w:val="ar_AE" w:bidi="ar_AE"/>
           </w:rPr>
           <w:rPr>
@@ -1258,6 +1536,8 @@
       </w:hyperlink>
       <w:r>
         <w:rPr>
+          <w:rtl/>
+          <w:cs/>
           <w:lang w:val="ar_AE" w:bidi="ar_AE"/>
         </w:rPr>
         <w:t>). ربما كانوا الروَّاد الأوائِلَ لما عرِفَ بالغُنُوسِيَّة اللاحِقَة في القَرن الثاني الميلادي.</w:t>
@@ -1270,6 +1550,8 @@
       </w:pPr>
       <w:r>
         <w:rPr>
+          <w:rtl/>
+          <w:cs/>
           <w:lang w:val="ar_AE" w:bidi="ar_AE"/>
         </w:rPr>
         <w:t>مَضْمُون ومَغْزَى الرِّسَالَةِ</w:t>
@@ -1281,11 +1563,15 @@
       </w:pPr>
       <w:r>
         <w:rPr>
-          <w:lang w:val="ar_AE" w:bidi="ar_AE"/>
-        </w:rPr>
-      </w:r>
-      <w:r>
-        <w:rPr>
+          <w:rtl/>
+          <w:cs/>
+          <w:lang w:val="ar_AE" w:bidi="ar_AE"/>
+        </w:rPr>
+      </w:r>
+      <w:r>
+        <w:rPr>
+          <w:rtl/>
+          <w:cs/>
           <w:lang w:val="ar_AE" w:bidi="ar_AE"/>
         </w:rPr>
         <w:t>إن الإنشغالَ بوجُودِ المُعَلِّمِين الكَذَبَةِ في الكنيسة هو ما يَسُودُ الرِّسَالَةَ الثَّانِيةَ للرَّسُول بُطْرُس. على الرُّغم من أن هؤلاء الإباحِيِّين كانُوا يَدَّعُون أنهم مسيحِيُّون (</w:t>
@@ -1293,6 +1579,8 @@
       <w:hyperlink r:id="rId47">
         <w:r>
           <w:rPr>
+            <w:rtl/>
+            <w:cs/>
             <w:lang w:val="ar_AE" w:bidi="ar_AE"/>
           </w:rPr>
           <w:rPr>
@@ -1304,6 +1592,8 @@
       </w:hyperlink>
       <w:r>
         <w:rPr>
+          <w:rtl/>
+          <w:cs/>
           <w:lang w:val="ar_AE" w:bidi="ar_AE"/>
         </w:rPr>
         <w:t xml:space="preserve"> </w:t>
@@ -1311,6 +1601,8 @@
       <w:hyperlink r:id="rId48">
         <w:r>
           <w:rPr>
+            <w:rtl/>
+            <w:cs/>
             <w:lang w:val="ar_AE" w:bidi="ar_AE"/>
           </w:rPr>
           <w:rPr>
@@ -1322,6 +1614,8 @@
       </w:hyperlink>
       <w:r>
         <w:rPr>
+          <w:rtl/>
+          <w:cs/>
           <w:lang w:val="ar_AE" w:bidi="ar_AE"/>
         </w:rPr>
         <w:t>)، إلا أن الرَّسُول بُطْرُس لا يَتركُ مجالًا للشَّكِّ في أنهم معيَّنُون للدينونةِ بوصفهم متمرِّدِين على الله (</w:t>
@@ -1329,6 +1623,8 @@
       <w:hyperlink r:id="rId30">
         <w:r>
           <w:rPr>
+            <w:rtl/>
+            <w:cs/>
             <w:lang w:val="ar_AE" w:bidi="ar_AE"/>
           </w:rPr>
           <w:rPr>
@@ -1340,6 +1636,8 @@
       </w:hyperlink>
       <w:r>
         <w:rPr>
+          <w:rtl/>
+          <w:cs/>
           <w:lang w:val="ar_AE" w:bidi="ar_AE"/>
         </w:rPr>
         <w:t xml:space="preserve">، </w:t>
@@ -1347,6 +1645,8 @@
       <w:hyperlink r:id="rId36">
         <w:r>
           <w:rPr>
+            <w:rtl/>
+            <w:cs/>
             <w:lang w:val="ar_AE" w:bidi="ar_AE"/>
           </w:rPr>
           <w:rPr>
@@ -1358,17 +1658,23 @@
       </w:hyperlink>
       <w:r>
         <w:rPr>
+          <w:rtl/>
+          <w:cs/>
           <w:lang w:val="ar_AE" w:bidi="ar_AE"/>
         </w:rPr>
         <w:t>). يَكْتُبُ الرَّسُولُ هذه الرِّسَالَةَ ليُحَذِّرَ قراءه لكي يَرْفُضُوا هؤلاء المُعَلِّمِين الكَذَبَةَ وتعاليمهم، كما يحُثُّهم على الثباتِ بكل أمانة في الإنجيلِ أيْ البشارةِ السَّارَّة. هذه الرِّسَالَةُ تَذْكِرَة في غاية الأهمية بمدى خطورة ما يكون عليه الوضع حال انحرافِ المَرْءِ عن الحّقِّ. ولهذا، يَتَعَيَّنُ على الكنيسةِ دائمًا أن تكونَ يَقِظَةً ضد من يُحَرِّفُون حَقَّ الإنجيل أي ضد كلِّ من يُمَثِّلُونهُ بكلِّ أسى في حياتهم على نحوٍ سيِّئٍ.</w:t>
       </w:r>
       <w:r>
         <w:rPr>
-          <w:lang w:val="ar_AE" w:bidi="ar_AE"/>
-        </w:rPr>
-      </w:r>
-      <w:r>
-        <w:rPr>
+          <w:rtl/>
+          <w:cs/>
+          <w:lang w:val="ar_AE" w:bidi="ar_AE"/>
+        </w:rPr>
+      </w:r>
+      <w:r>
+        <w:rPr>
+          <w:rtl/>
+          <w:cs/>
           <w:lang w:val="ar_AE" w:bidi="ar_AE"/>
         </w:rPr>
       </w:r>

--- a/arb/docx/61.content.docx
+++ b/arb/docx/61.content.docx
@@ -343,20 +343,14 @@
         </w:rPr>
         <w:t>من المحتملِ أن تكونَ الرِّسَالَةَ الثَّانِيةَ للرَّسُول بُطْرُس قد كُتِبَتْ لنفسِ مجموعةِ المسيحيين الذين تَلَقُّوا الرِّسَالَةِ الأًولَى (</w:t>
       </w:r>
-      <w:hyperlink r:id="rId13">
-        <w:r>
-          <w:rPr>
-            <w:rtl/>
-            <w:cs/>
-            <w:lang w:val="ar_AE" w:bidi="ar_AE"/>
-          </w:rPr>
-          <w:rPr>
-            <w:color w:val="0000EE"/>
-            <w:u w:val="single"/>
-          </w:rPr>
-          <w:t>1 بُطْرُس 1:1</w:t>
-        </w:r>
-      </w:hyperlink>
+      <w:r>
+        <w:rPr>
+          <w:rtl/>
+          <w:cs/>
+          <w:lang w:val="ar_AE" w:bidi="ar_AE"/>
+        </w:rPr>
+        <w:t>1 بُطْرُس 1:1</w:t>
+      </w:r>
       <w:r>
         <w:rPr>
           <w:rtl/>
@@ -365,20 +359,14 @@
         </w:rPr>
         <w:t xml:space="preserve">؛ انْظُرْ </w:t>
       </w:r>
-      <w:hyperlink r:id="rId14">
-        <w:r>
-          <w:rPr>
-            <w:rtl/>
-            <w:cs/>
-            <w:lang w:val="ar_AE" w:bidi="ar_AE"/>
-          </w:rPr>
-          <w:rPr>
-            <w:color w:val="0000EE"/>
-            <w:u w:val="single"/>
-          </w:rPr>
-          <w:t>2 بُطْرُس 3:1</w:t>
-        </w:r>
-      </w:hyperlink>
+      <w:r>
+        <w:rPr>
+          <w:rtl/>
+          <w:cs/>
+          <w:lang w:val="ar_AE" w:bidi="ar_AE"/>
+        </w:rPr>
+        <w:t>2 بُطْرُس 3:1</w:t>
+      </w:r>
       <w:r>
         <w:rPr>
           <w:rtl/>
@@ -387,20 +375,14 @@
         </w:rPr>
         <w:t>). نحن لا نَعْرِفُ على وجه اليقين هل زَارَ الرَّسُولُ بُطْرُس آسِيَّا الصُّغْرَى أم لا، كما أن العَهْدَ الجَدِيدَ يُقَدِّمُ لنا معلوماتٍ قليلةً عن تحركاتِهِ بعد مغادَرَتِهِ أورشليم سنة 44م تقريبًا (</w:t>
       </w:r>
-      <w:hyperlink r:id="rId15">
-        <w:r>
-          <w:rPr>
-            <w:rtl/>
-            <w:cs/>
-            <w:lang w:val="ar_AE" w:bidi="ar_AE"/>
-          </w:rPr>
-          <w:rPr>
-            <w:color w:val="0000EE"/>
-            <w:u w:val="single"/>
-          </w:rPr>
-          <w:t>أعمال الرُّسُل 12:16–17</w:t>
-        </w:r>
-      </w:hyperlink>
+      <w:r>
+        <w:rPr>
+          <w:rtl/>
+          <w:cs/>
+          <w:lang w:val="ar_AE" w:bidi="ar_AE"/>
+        </w:rPr>
+        <w:t>أعمال الرُّسُل 12:16–17</w:t>
+      </w:r>
       <w:r>
         <w:rPr>
           <w:rtl/>
@@ -443,20 +425,14 @@
         </w:rPr>
         <w:t>في افتتاحِيَّة الرِّسَالَةِ (</w:t>
       </w:r>
-      <w:hyperlink r:id="rId16">
-        <w:r>
-          <w:rPr>
-            <w:rtl/>
-            <w:cs/>
-            <w:lang w:val="ar_AE" w:bidi="ar_AE"/>
-          </w:rPr>
-          <w:rPr>
-            <w:color w:val="0000EE"/>
-            <w:u w:val="single"/>
-          </w:rPr>
-          <w:t>1:1–15</w:t>
-        </w:r>
-      </w:hyperlink>
+      <w:r>
+        <w:rPr>
+          <w:rtl/>
+          <w:cs/>
+          <w:lang w:val="ar_AE" w:bidi="ar_AE"/>
+        </w:rPr>
+        <w:t>1:1–15</w:t>
+      </w:r>
       <w:r>
         <w:rPr>
           <w:rtl/>
@@ -465,20 +441,14 @@
         </w:rPr>
         <w:t>)، يُعَرِّفُ الرَّسُولُ بُطْرُس نفْسَه، ويحَدِّد قراءَهُ (</w:t>
       </w:r>
-      <w:hyperlink r:id="rId17">
-        <w:r>
-          <w:rPr>
-            <w:rtl/>
-            <w:cs/>
-            <w:lang w:val="ar_AE" w:bidi="ar_AE"/>
-          </w:rPr>
-          <w:rPr>
-            <w:color w:val="0000EE"/>
-            <w:u w:val="single"/>
-          </w:rPr>
-          <w:t>1:1–2</w:t>
-        </w:r>
-      </w:hyperlink>
+      <w:r>
+        <w:rPr>
+          <w:rtl/>
+          <w:cs/>
+          <w:lang w:val="ar_AE" w:bidi="ar_AE"/>
+        </w:rPr>
+        <w:t>1:1–2</w:t>
+      </w:r>
       <w:r>
         <w:rPr>
           <w:rtl/>
@@ -487,20 +457,14 @@
         </w:rPr>
         <w:t>) مُقَدِّمًا موضوعَ انشغَالِهِ الرَّئيس، وهو أن يَنْمُو قراؤهُ في معرِفَتِهِم باللهِ والمَسِيحِ (</w:t>
       </w:r>
-      <w:hyperlink r:id="rId18">
-        <w:r>
-          <w:rPr>
-            <w:rtl/>
-            <w:cs/>
-            <w:lang w:val="ar_AE" w:bidi="ar_AE"/>
-          </w:rPr>
-          <w:rPr>
-            <w:color w:val="0000EE"/>
-            <w:u w:val="single"/>
-          </w:rPr>
-          <w:t>1:3–11</w:t>
-        </w:r>
-      </w:hyperlink>
+      <w:r>
+        <w:rPr>
+          <w:rtl/>
+          <w:cs/>
+          <w:lang w:val="ar_AE" w:bidi="ar_AE"/>
+        </w:rPr>
+        <w:t>1:3–11</w:t>
+      </w:r>
       <w:r>
         <w:rPr>
           <w:rtl/>
@@ -509,20 +473,14 @@
         </w:rPr>
         <w:t>). كما يخبِرُهم أيضًا بشعور مُلِحٍّ بأنه ما من وقتٍ طويلٍ لديه ليعيش فيه (</w:t>
       </w:r>
-      <w:hyperlink r:id="rId19">
-        <w:r>
-          <w:rPr>
-            <w:rtl/>
-            <w:cs/>
-            <w:lang w:val="ar_AE" w:bidi="ar_AE"/>
-          </w:rPr>
-          <w:rPr>
-            <w:color w:val="0000EE"/>
-            <w:u w:val="single"/>
-          </w:rPr>
-          <w:t>1:12–15</w:t>
-        </w:r>
-      </w:hyperlink>
+      <w:r>
+        <w:rPr>
+          <w:rtl/>
+          <w:cs/>
+          <w:lang w:val="ar_AE" w:bidi="ar_AE"/>
+        </w:rPr>
+        <w:t>1:12–15</w:t>
+      </w:r>
       <w:r>
         <w:rPr>
           <w:rtl/>
@@ -543,20 +501,14 @@
           <w:lang w:val="ar_AE" w:bidi="ar_AE"/>
         </w:rPr>
       </w:r>
-      <w:hyperlink r:id="rId20">
-        <w:r>
-          <w:rPr>
-            <w:rtl/>
-            <w:cs/>
-            <w:lang w:val="ar_AE" w:bidi="ar_AE"/>
-          </w:rPr>
-          <w:rPr>
-            <w:color w:val="0000EE"/>
-            <w:u w:val="single"/>
-          </w:rPr>
-          <w:t>الفصل 2</w:t>
-        </w:r>
-      </w:hyperlink>
+      <w:r>
+        <w:rPr>
+          <w:rtl/>
+          <w:cs/>
+          <w:lang w:val="ar_AE" w:bidi="ar_AE"/>
+        </w:rPr>
+        <w:t>الفصل 2</w:t>
+      </w:r>
       <w:r>
         <w:rPr>
           <w:rtl/>
@@ -565,20 +517,14 @@
         </w:rPr>
         <w:t xml:space="preserve"> يُمَثِّل النُّقْطَة المَرْكزية لهذه الرِّسَالَةِ، حيث يقومُ الرَّسُولُ بُطْرُس بوصْفِ وإدانة المُعَلِّمِين الكَذَبَةِ. ويُهَيِّئُ لهذه الإدانةِ بالتأكيد على يقينِ عودَةِ المَسِيحِ في المجدِ (</w:t>
       </w:r>
-      <w:hyperlink r:id="rId21">
-        <w:r>
-          <w:rPr>
-            <w:rtl/>
-            <w:cs/>
-            <w:lang w:val="ar_AE" w:bidi="ar_AE"/>
-          </w:rPr>
-          <w:rPr>
-            <w:color w:val="0000EE"/>
-            <w:u w:val="single"/>
-          </w:rPr>
-          <w:t>1:16–21</w:t>
-        </w:r>
-      </w:hyperlink>
+      <w:r>
+        <w:rPr>
+          <w:rtl/>
+          <w:cs/>
+          <w:lang w:val="ar_AE" w:bidi="ar_AE"/>
+        </w:rPr>
+        <w:t>1:16–21</w:t>
+      </w:r>
       <w:r>
         <w:rPr>
           <w:rtl/>
@@ -607,20 +553,14 @@
         </w:rPr>
         <w:t>يَشْجُبُ الرَّسُولُ بُطْرُس المُعَلِّمِين الكَذَبَةِ عبر أربعِ مراحل: يَتَنَبَّأ بِقُدُومِ المُعَلِّمِين الكَذَبَةِ (</w:t>
       </w:r>
-      <w:hyperlink r:id="rId22">
-        <w:r>
-          <w:rPr>
-            <w:rtl/>
-            <w:cs/>
-            <w:lang w:val="ar_AE" w:bidi="ar_AE"/>
-          </w:rPr>
-          <w:rPr>
-            <w:color w:val="0000EE"/>
-            <w:u w:val="single"/>
-          </w:rPr>
-          <w:t>2:1–3</w:t>
-        </w:r>
-      </w:hyperlink>
+      <w:r>
+        <w:rPr>
+          <w:rtl/>
+          <w:cs/>
+          <w:lang w:val="ar_AE" w:bidi="ar_AE"/>
+        </w:rPr>
+        <w:t>2:1–3</w:t>
+      </w:r>
       <w:r>
         <w:rPr>
           <w:rtl/>
@@ -629,20 +569,14 @@
         </w:rPr>
         <w:t>)، يؤكِّد على أن الله سيَدِينُهم لكنه سَيُنْقِذُ الأَبْرَارَ (</w:t>
       </w:r>
-      <w:hyperlink r:id="rId23">
-        <w:r>
-          <w:rPr>
-            <w:rtl/>
-            <w:cs/>
-            <w:lang w:val="ar_AE" w:bidi="ar_AE"/>
-          </w:rPr>
-          <w:rPr>
-            <w:color w:val="0000EE"/>
-            <w:u w:val="single"/>
-          </w:rPr>
-          <w:t>2:4–10</w:t>
-        </w:r>
-      </w:hyperlink>
+      <w:r>
+        <w:rPr>
+          <w:rtl/>
+          <w:cs/>
+          <w:lang w:val="ar_AE" w:bidi="ar_AE"/>
+        </w:rPr>
+        <w:t>2:4–10</w:t>
+      </w:r>
       <w:r>
         <w:rPr>
           <w:rtl/>
@@ -651,20 +585,14 @@
         </w:rPr>
         <w:t>)، يستعرضُ خطايا المُعَلِّمِين الكَذَبَةِ (</w:t>
       </w:r>
-      <w:hyperlink r:id="rId24">
-        <w:r>
-          <w:rPr>
-            <w:rtl/>
-            <w:cs/>
-            <w:lang w:val="ar_AE" w:bidi="ar_AE"/>
-          </w:rPr>
-          <w:rPr>
-            <w:color w:val="0000EE"/>
-            <w:u w:val="single"/>
-          </w:rPr>
-          <w:t>2:10–16</w:t>
-        </w:r>
-      </w:hyperlink>
+      <w:r>
+        <w:rPr>
+          <w:rtl/>
+          <w:cs/>
+          <w:lang w:val="ar_AE" w:bidi="ar_AE"/>
+        </w:rPr>
+        <w:t>2:10–16</w:t>
+      </w:r>
       <w:r>
         <w:rPr>
           <w:rtl/>
@@ -673,20 +601,14 @@
         </w:rPr>
         <w:t>), ويُصَرِّحُ بهلاكِهِم (</w:t>
       </w:r>
-      <w:hyperlink r:id="rId25">
-        <w:r>
-          <w:rPr>
-            <w:rtl/>
-            <w:cs/>
-            <w:lang w:val="ar_AE" w:bidi="ar_AE"/>
-          </w:rPr>
-          <w:rPr>
-            <w:color w:val="0000EE"/>
-            <w:u w:val="single"/>
-          </w:rPr>
-          <w:t>2:17–22</w:t>
-        </w:r>
-      </w:hyperlink>
+      <w:r>
+        <w:rPr>
+          <w:rtl/>
+          <w:cs/>
+          <w:lang w:val="ar_AE" w:bidi="ar_AE"/>
+        </w:rPr>
+        <w:t>2:17–22</w:t>
+      </w:r>
       <w:r>
         <w:rPr>
           <w:rtl/>
@@ -715,20 +637,14 @@
         </w:rPr>
         <w:t>بعد مزيدٍ من التأكيدِ والإصْرارِ على أن المَسِيح سَيَعُودُ بالفعلِ في المَجْدِ لِيُغَيِّرَ العَالَمَ (</w:t>
       </w:r>
-      <w:hyperlink r:id="rId26">
-        <w:r>
-          <w:rPr>
-            <w:rtl/>
-            <w:cs/>
-            <w:lang w:val="ar_AE" w:bidi="ar_AE"/>
-          </w:rPr>
-          <w:rPr>
-            <w:color w:val="0000EE"/>
-            <w:u w:val="single"/>
-          </w:rPr>
-          <w:t>3:1–13</w:t>
-        </w:r>
-      </w:hyperlink>
+      <w:r>
+        <w:rPr>
+          <w:rtl/>
+          <w:cs/>
+          <w:lang w:val="ar_AE" w:bidi="ar_AE"/>
+        </w:rPr>
+        <w:t>3:1–13</w:t>
+      </w:r>
       <w:r>
         <w:rPr>
           <w:rtl/>
@@ -753,20 +669,14 @@
         </w:rPr>
         <w:t>" (</w:t>
       </w:r>
-      <w:hyperlink r:id="rId27">
-        <w:r>
-          <w:rPr>
-            <w:rtl/>
-            <w:cs/>
-            <w:lang w:val="ar_AE" w:bidi="ar_AE"/>
-          </w:rPr>
-          <w:rPr>
-            <w:color w:val="0000EE"/>
-            <w:u w:val="single"/>
-          </w:rPr>
-          <w:t>3:18</w:t>
-        </w:r>
-      </w:hyperlink>
+      <w:r>
+        <w:rPr>
+          <w:rtl/>
+          <w:cs/>
+          <w:lang w:val="ar_AE" w:bidi="ar_AE"/>
+        </w:rPr>
+        <w:t>3:18</w:t>
+      </w:r>
       <w:r>
         <w:rPr>
           <w:rtl/>
@@ -775,20 +685,14 @@
         </w:rPr>
         <w:t xml:space="preserve">؛ انْظُرْ </w:t>
       </w:r>
-      <w:hyperlink r:id="rId18">
-        <w:r>
-          <w:rPr>
-            <w:rtl/>
-            <w:cs/>
-            <w:lang w:val="ar_AE" w:bidi="ar_AE"/>
-          </w:rPr>
-          <w:rPr>
-            <w:color w:val="0000EE"/>
-            <w:u w:val="single"/>
-          </w:rPr>
-          <w:t>1:3–11</w:t>
-        </w:r>
-      </w:hyperlink>
+      <w:r>
+        <w:rPr>
+          <w:rtl/>
+          <w:cs/>
+          <w:lang w:val="ar_AE" w:bidi="ar_AE"/>
+        </w:rPr>
+        <w:t>1:3–11</w:t>
+      </w:r>
       <w:r>
         <w:rPr>
           <w:rtl/>
@@ -847,20 +751,14 @@
         </w:rPr>
         <w:t xml:space="preserve"> (</w:t>
       </w:r>
-      <w:hyperlink r:id="rId28">
-        <w:r>
-          <w:rPr>
-            <w:rtl/>
-            <w:cs/>
-            <w:lang w:val="ar_AE" w:bidi="ar_AE"/>
-          </w:rPr>
-          <w:rPr>
-            <w:color w:val="0000EE"/>
-            <w:u w:val="single"/>
-          </w:rPr>
-          <w:t>1:1</w:t>
-        </w:r>
-      </w:hyperlink>
+      <w:r>
+        <w:rPr>
+          <w:rtl/>
+          <w:cs/>
+          <w:lang w:val="ar_AE" w:bidi="ar_AE"/>
+        </w:rPr>
+        <w:t>1:1</w:t>
+      </w:r>
       <w:r>
         <w:rPr>
           <w:rtl/>
@@ -901,20 +799,14 @@
         </w:rPr>
         <w:t xml:space="preserve"> (</w:t>
       </w:r>
-      <w:hyperlink r:id="rId14">
-        <w:r>
-          <w:rPr>
-            <w:rtl/>
-            <w:cs/>
-            <w:lang w:val="ar_AE" w:bidi="ar_AE"/>
-          </w:rPr>
-          <w:rPr>
-            <w:color w:val="0000EE"/>
-            <w:u w:val="single"/>
-          </w:rPr>
-          <w:t>3:1</w:t>
-        </w:r>
-      </w:hyperlink>
+      <w:r>
+        <w:rPr>
+          <w:rtl/>
+          <w:cs/>
+          <w:lang w:val="ar_AE" w:bidi="ar_AE"/>
+        </w:rPr>
+        <w:t>3:1</w:t>
+      </w:r>
       <w:r>
         <w:rPr>
           <w:rtl/>
@@ -943,20 +835,14 @@
         </w:rPr>
         <w:t xml:space="preserve">ومع ذلك، تَخْتَلِفُ الرِّسَالَةُ الثَّانِيةُ للرَّسُول بُطْرُس عن رسالَتِهِ الأُولَى بِطُرُقٍ كثيرةٍ، في حين أنها تحتوي على تشابهاتٍ مذهلةٍ مع رِسَالَةِ يَهُوذَا. بسَبَبِ هذا، يَعْتَقِدُ بعضُ المُفَسِّرِين أن شخْصًا آخر قد قام بكتابةِ الرِّسَالَةُ الثَّانِيةُ. إلا أن هذا الاستنتاج غيرُ ضروريٌّ لأن الرِّسَالَةَ الثَّانِيةُ تتعامَلُ مع ظَرْفٍ مختَلِفٍ تمامًا عن الرِّسَالَةِ الأُولَى؛ وعلى نحوٍ طبيعِيٍّ، تَخْتَلِفُ اللُّغَةِ والمفاهيم. وإضافَةً إلى ذلك، من الممكِنِ أن يكون سِيلَا (السكرتير الكاتِبُ للرَّسُول بُطْرُس، والمعروف أيضًا باسم سِلْوانُس في </w:t>
       </w:r>
-      <w:hyperlink r:id="rId29">
-        <w:r>
-          <w:rPr>
-            <w:rtl/>
-            <w:cs/>
-            <w:lang w:val="ar_AE" w:bidi="ar_AE"/>
-          </w:rPr>
-          <w:rPr>
-            <w:color w:val="0000EE"/>
-            <w:u w:val="single"/>
-          </w:rPr>
-          <w:t>1 بُطْرُس 5:12</w:t>
-        </w:r>
-      </w:hyperlink>
+      <w:r>
+        <w:rPr>
+          <w:rtl/>
+          <w:cs/>
+          <w:lang w:val="ar_AE" w:bidi="ar_AE"/>
+        </w:rPr>
+        <w:t>1 بُطْرُس 5:12</w:t>
+      </w:r>
       <w:r>
         <w:rPr>
           <w:rtl/>
@@ -999,20 +885,14 @@
         </w:rPr>
         <w:t xml:space="preserve">لا يمكِنُ الإنكارُ بأن هناك نوعًا من العَلاقَةِ الأَدَبِيَّةِ بين الرِّسَالَةُ الثَّانِيةُ للرَّسُول بُطْرُس، ورِسَالَةِ يَهُوذَا. تستَخْدِمُ الرِّسَالَتان الكثير من التعبيراتِ الغريبة، الأمرُ الذي يجعلُ التشابهاتِ بينهما لَيْسَتْ من بابِ الصُّدْفَةِ أو أنه نتيجةٌ لتقليدٍ شَفَاهِيٍّ مشتركٍ (قارن </w:t>
       </w:r>
-      <w:hyperlink r:id="rId30">
-        <w:r>
-          <w:rPr>
-            <w:rtl/>
-            <w:cs/>
-            <w:lang w:val="ar_AE" w:bidi="ar_AE"/>
-          </w:rPr>
-          <w:rPr>
-            <w:color w:val="0000EE"/>
-            <w:u w:val="single"/>
-          </w:rPr>
-          <w:t>2 بُطْرُس 2:3</w:t>
-        </w:r>
-      </w:hyperlink>
+      <w:r>
+        <w:rPr>
+          <w:rtl/>
+          <w:cs/>
+          <w:lang w:val="ar_AE" w:bidi="ar_AE"/>
+        </w:rPr>
+        <w:t>2 بُطْرُس 2:3</w:t>
+      </w:r>
       <w:r>
         <w:rPr>
           <w:rtl/>
@@ -1021,20 +901,14 @@
         </w:rPr>
         <w:t xml:space="preserve"> // </w:t>
       </w:r>
-      <w:hyperlink r:id="rId31">
-        <w:r>
-          <w:rPr>
-            <w:rtl/>
-            <w:cs/>
-            <w:lang w:val="ar_AE" w:bidi="ar_AE"/>
-          </w:rPr>
-          <w:rPr>
-            <w:color w:val="0000EE"/>
-            <w:u w:val="single"/>
-          </w:rPr>
-          <w:t>يَهُوذَا 1:4</w:t>
-        </w:r>
-      </w:hyperlink>
+      <w:r>
+        <w:rPr>
+          <w:rtl/>
+          <w:cs/>
+          <w:lang w:val="ar_AE" w:bidi="ar_AE"/>
+        </w:rPr>
+        <w:t>يَهُوذَا 1:4</w:t>
+      </w:r>
       <w:r>
         <w:rPr>
           <w:rtl/>
@@ -1043,20 +917,14 @@
         </w:rPr>
         <w:t xml:space="preserve">؛ </w:t>
       </w:r>
-      <w:hyperlink r:id="rId32">
-        <w:r>
-          <w:rPr>
-            <w:rtl/>
-            <w:cs/>
-            <w:lang w:val="ar_AE" w:bidi="ar_AE"/>
-          </w:rPr>
-          <w:rPr>
-            <w:color w:val="0000EE"/>
-            <w:u w:val="single"/>
-          </w:rPr>
-          <w:t>2 بُطْرُس 2:4</w:t>
-        </w:r>
-      </w:hyperlink>
+      <w:r>
+        <w:rPr>
+          <w:rtl/>
+          <w:cs/>
+          <w:lang w:val="ar_AE" w:bidi="ar_AE"/>
+        </w:rPr>
+        <w:t>2 بُطْرُس 2:4</w:t>
+      </w:r>
       <w:r>
         <w:rPr>
           <w:rtl/>
@@ -1065,20 +933,14 @@
         </w:rPr>
         <w:t xml:space="preserve"> // </w:t>
       </w:r>
-      <w:hyperlink r:id="rId33">
-        <w:r>
-          <w:rPr>
-            <w:rtl/>
-            <w:cs/>
-            <w:lang w:val="ar_AE" w:bidi="ar_AE"/>
-          </w:rPr>
-          <w:rPr>
-            <w:color w:val="0000EE"/>
-            <w:u w:val="single"/>
-          </w:rPr>
-          <w:t>يَهُوذَا 1:6</w:t>
-        </w:r>
-      </w:hyperlink>
+      <w:r>
+        <w:rPr>
+          <w:rtl/>
+          <w:cs/>
+          <w:lang w:val="ar_AE" w:bidi="ar_AE"/>
+        </w:rPr>
+        <w:t>يَهُوذَا 1:6</w:t>
+      </w:r>
       <w:r>
         <w:rPr>
           <w:rtl/>
@@ -1087,48 +949,30 @@
         </w:rPr>
         <w:t xml:space="preserve">؛ </w:t>
       </w:r>
-      <w:hyperlink r:id="rId34">
-        <w:r>
-          <w:rPr>
-            <w:rtl/>
-            <w:cs/>
-            <w:lang w:val="ar_AE" w:bidi="ar_AE"/>
-          </w:rPr>
-          <w:rPr>
-            <w:color w:val="0000EE"/>
-            <w:u w:val="single"/>
-          </w:rPr>
-          <w:t xml:space="preserve">2 </w:t>
-        </w:r>
-      </w:hyperlink>
-      <w:hyperlink r:id="rId30">
-        <w:r>
-          <w:rPr>
-            <w:rtl/>
-            <w:cs/>
-            <w:lang w:val="ar_AE" w:bidi="ar_AE"/>
-          </w:rPr>
-          <w:rPr>
-            <w:color w:val="0000EE"/>
-            <w:u w:val="single"/>
-          </w:rPr>
-          <w:t xml:space="preserve">بُطْرُس </w:t>
-        </w:r>
-      </w:hyperlink>
-      <w:hyperlink r:id="rId34">
-        <w:r>
-          <w:rPr>
-            <w:rtl/>
-            <w:cs/>
-            <w:lang w:val="ar_AE" w:bidi="ar_AE"/>
-          </w:rPr>
-          <w:rPr>
-            <w:color w:val="0000EE"/>
-            <w:u w:val="single"/>
-          </w:rPr>
-          <w:t>2:6</w:t>
-        </w:r>
-      </w:hyperlink>
+      <w:r>
+        <w:rPr>
+          <w:rtl/>
+          <w:cs/>
+          <w:lang w:val="ar_AE" w:bidi="ar_AE"/>
+        </w:rPr>
+        <w:t xml:space="preserve">2 </w:t>
+      </w:r>
+      <w:r>
+        <w:rPr>
+          <w:rtl/>
+          <w:cs/>
+          <w:lang w:val="ar_AE" w:bidi="ar_AE"/>
+        </w:rPr>
+        <w:t xml:space="preserve">بُطْرُس </w:t>
+      </w:r>
+      <w:r>
+        <w:rPr>
+          <w:rtl/>
+          <w:cs/>
+          <w:lang w:val="ar_AE" w:bidi="ar_AE"/>
+        </w:rPr>
+        <w:t>2:6</w:t>
+      </w:r>
       <w:r>
         <w:rPr>
           <w:rtl/>
@@ -1137,20 +981,14 @@
         </w:rPr>
         <w:t xml:space="preserve"> // </w:t>
       </w:r>
-      <w:hyperlink r:id="rId35">
-        <w:r>
-          <w:rPr>
-            <w:rtl/>
-            <w:cs/>
-            <w:lang w:val="ar_AE" w:bidi="ar_AE"/>
-          </w:rPr>
-          <w:rPr>
-            <w:color w:val="0000EE"/>
-            <w:u w:val="single"/>
-          </w:rPr>
-          <w:t>يَهُوذَا 1:7</w:t>
-        </w:r>
-      </w:hyperlink>
+      <w:r>
+        <w:rPr>
+          <w:rtl/>
+          <w:cs/>
+          <w:lang w:val="ar_AE" w:bidi="ar_AE"/>
+        </w:rPr>
+        <w:t>يَهُوذَا 1:7</w:t>
+      </w:r>
       <w:r>
         <w:rPr>
           <w:rtl/>
@@ -1159,48 +997,30 @@
         </w:rPr>
         <w:t xml:space="preserve">؛ </w:t>
       </w:r>
-      <w:hyperlink r:id="rId36">
-        <w:r>
-          <w:rPr>
-            <w:rtl/>
-            <w:cs/>
-            <w:lang w:val="ar_AE" w:bidi="ar_AE"/>
-          </w:rPr>
-          <w:rPr>
-            <w:color w:val="0000EE"/>
-            <w:u w:val="single"/>
-          </w:rPr>
-          <w:t xml:space="preserve">2 </w:t>
-        </w:r>
-      </w:hyperlink>
-      <w:hyperlink r:id="rId30">
-        <w:r>
-          <w:rPr>
-            <w:rtl/>
-            <w:cs/>
-            <w:lang w:val="ar_AE" w:bidi="ar_AE"/>
-          </w:rPr>
-          <w:rPr>
-            <w:color w:val="0000EE"/>
-            <w:u w:val="single"/>
-          </w:rPr>
-          <w:t xml:space="preserve">بُطْرُس </w:t>
-        </w:r>
-      </w:hyperlink>
-      <w:hyperlink r:id="rId36">
-        <w:r>
-          <w:rPr>
-            <w:rtl/>
-            <w:cs/>
-            <w:lang w:val="ar_AE" w:bidi="ar_AE"/>
-          </w:rPr>
-          <w:rPr>
-            <w:color w:val="0000EE"/>
-            <w:u w:val="single"/>
-          </w:rPr>
-          <w:t>2:10</w:t>
-        </w:r>
-      </w:hyperlink>
+      <w:r>
+        <w:rPr>
+          <w:rtl/>
+          <w:cs/>
+          <w:lang w:val="ar_AE" w:bidi="ar_AE"/>
+        </w:rPr>
+        <w:t xml:space="preserve">2 </w:t>
+      </w:r>
+      <w:r>
+        <w:rPr>
+          <w:rtl/>
+          <w:cs/>
+          <w:lang w:val="ar_AE" w:bidi="ar_AE"/>
+        </w:rPr>
+        <w:t xml:space="preserve">بُطْرُس </w:t>
+      </w:r>
+      <w:r>
+        <w:rPr>
+          <w:rtl/>
+          <w:cs/>
+          <w:lang w:val="ar_AE" w:bidi="ar_AE"/>
+        </w:rPr>
+        <w:t>2:10</w:t>
+      </w:r>
       <w:r>
         <w:rPr>
           <w:rtl/>
@@ -1209,20 +1029,14 @@
         </w:rPr>
         <w:t xml:space="preserve"> // </w:t>
       </w:r>
-      <w:hyperlink r:id="rId37">
-        <w:r>
-          <w:rPr>
-            <w:rtl/>
-            <w:cs/>
-            <w:lang w:val="ar_AE" w:bidi="ar_AE"/>
-          </w:rPr>
-          <w:rPr>
-            <w:color w:val="0000EE"/>
-            <w:u w:val="single"/>
-          </w:rPr>
-          <w:t>يَهُوذَا 1:8</w:t>
-        </w:r>
-      </w:hyperlink>
+      <w:r>
+        <w:rPr>
+          <w:rtl/>
+          <w:cs/>
+          <w:lang w:val="ar_AE" w:bidi="ar_AE"/>
+        </w:rPr>
+        <w:t>يَهُوذَا 1:8</w:t>
+      </w:r>
       <w:r>
         <w:rPr>
           <w:rtl/>
@@ -1231,20 +1045,14 @@
         </w:rPr>
         <w:t xml:space="preserve">؛ </w:t>
       </w:r>
-      <w:hyperlink r:id="rId38">
-        <w:r>
-          <w:rPr>
-            <w:rtl/>
-            <w:cs/>
-            <w:lang w:val="ar_AE" w:bidi="ar_AE"/>
-          </w:rPr>
-          <w:rPr>
-            <w:color w:val="0000EE"/>
-            <w:u w:val="single"/>
-          </w:rPr>
-          <w:t>2 بطْرس 2:11</w:t>
-        </w:r>
-      </w:hyperlink>
+      <w:r>
+        <w:rPr>
+          <w:rtl/>
+          <w:cs/>
+          <w:lang w:val="ar_AE" w:bidi="ar_AE"/>
+        </w:rPr>
+        <w:t>2 بطْرس 2:11</w:t>
+      </w:r>
       <w:r>
         <w:rPr>
           <w:rtl/>
@@ -1253,20 +1061,14 @@
         </w:rPr>
         <w:t xml:space="preserve"> // </w:t>
       </w:r>
-      <w:hyperlink r:id="rId39">
-        <w:r>
-          <w:rPr>
-            <w:rtl/>
-            <w:cs/>
-            <w:lang w:val="ar_AE" w:bidi="ar_AE"/>
-          </w:rPr>
-          <w:rPr>
-            <w:color w:val="0000EE"/>
-            <w:u w:val="single"/>
-          </w:rPr>
-          <w:t>يَهوذَا 1:9</w:t>
-        </w:r>
-      </w:hyperlink>
+      <w:r>
+        <w:rPr>
+          <w:rtl/>
+          <w:cs/>
+          <w:lang w:val="ar_AE" w:bidi="ar_AE"/>
+        </w:rPr>
+        <w:t>يَهوذَا 1:9</w:t>
+      </w:r>
       <w:r>
         <w:rPr>
           <w:rtl/>
@@ -1275,48 +1077,30 @@
         </w:rPr>
         <w:t xml:space="preserve">؛ </w:t>
       </w:r>
-      <w:hyperlink r:id="rId40">
-        <w:r>
-          <w:rPr>
-            <w:rtl/>
-            <w:cs/>
-            <w:lang w:val="ar_AE" w:bidi="ar_AE"/>
-          </w:rPr>
-          <w:rPr>
-            <w:color w:val="0000EE"/>
-            <w:u w:val="single"/>
-          </w:rPr>
-          <w:t xml:space="preserve">2 </w:t>
-        </w:r>
-      </w:hyperlink>
-      <w:hyperlink r:id="rId30">
-        <w:r>
-          <w:rPr>
-            <w:rtl/>
-            <w:cs/>
-            <w:lang w:val="ar_AE" w:bidi="ar_AE"/>
-          </w:rPr>
-          <w:rPr>
-            <w:color w:val="0000EE"/>
-            <w:u w:val="single"/>
-          </w:rPr>
-          <w:t xml:space="preserve">بُطْرُس </w:t>
-        </w:r>
-      </w:hyperlink>
-      <w:hyperlink r:id="rId40">
-        <w:r>
-          <w:rPr>
-            <w:rtl/>
-            <w:cs/>
-            <w:lang w:val="ar_AE" w:bidi="ar_AE"/>
-          </w:rPr>
-          <w:rPr>
-            <w:color w:val="0000EE"/>
-            <w:u w:val="single"/>
-          </w:rPr>
-          <w:t>2:13</w:t>
-        </w:r>
-      </w:hyperlink>
+      <w:r>
+        <w:rPr>
+          <w:rtl/>
+          <w:cs/>
+          <w:lang w:val="ar_AE" w:bidi="ar_AE"/>
+        </w:rPr>
+        <w:t xml:space="preserve">2 </w:t>
+      </w:r>
+      <w:r>
+        <w:rPr>
+          <w:rtl/>
+          <w:cs/>
+          <w:lang w:val="ar_AE" w:bidi="ar_AE"/>
+        </w:rPr>
+        <w:t xml:space="preserve">بُطْرُس </w:t>
+      </w:r>
+      <w:r>
+        <w:rPr>
+          <w:rtl/>
+          <w:cs/>
+          <w:lang w:val="ar_AE" w:bidi="ar_AE"/>
+        </w:rPr>
+        <w:t>2:13</w:t>
+      </w:r>
       <w:r>
         <w:rPr>
           <w:rtl/>
@@ -1325,20 +1109,14 @@
         </w:rPr>
         <w:t xml:space="preserve">، </w:t>
       </w:r>
-      <w:hyperlink r:id="rId41">
-        <w:r>
-          <w:rPr>
-            <w:rtl/>
-            <w:cs/>
-            <w:lang w:val="ar_AE" w:bidi="ar_AE"/>
-          </w:rPr>
-          <w:rPr>
-            <w:color w:val="0000EE"/>
-            <w:u w:val="single"/>
-          </w:rPr>
-          <w:t>17</w:t>
-        </w:r>
-      </w:hyperlink>
+      <w:r>
+        <w:rPr>
+          <w:rtl/>
+          <w:cs/>
+          <w:lang w:val="ar_AE" w:bidi="ar_AE"/>
+        </w:rPr>
+        <w:t>17</w:t>
+      </w:r>
       <w:r>
         <w:rPr>
           <w:rtl/>
@@ -1347,20 +1125,14 @@
         </w:rPr>
         <w:t xml:space="preserve"> // </w:t>
       </w:r>
-      <w:hyperlink r:id="rId42">
-        <w:r>
-          <w:rPr>
-            <w:rtl/>
-            <w:cs/>
-            <w:lang w:val="ar_AE" w:bidi="ar_AE"/>
-          </w:rPr>
-          <w:rPr>
-            <w:color w:val="0000EE"/>
-            <w:u w:val="single"/>
-          </w:rPr>
-          <w:t>يَهُوذَا 1:12</w:t>
-        </w:r>
-      </w:hyperlink>
+      <w:r>
+        <w:rPr>
+          <w:rtl/>
+          <w:cs/>
+          <w:lang w:val="ar_AE" w:bidi="ar_AE"/>
+        </w:rPr>
+        <w:t>يَهُوذَا 1:12</w:t>
+      </w:r>
       <w:r>
         <w:rPr>
           <w:rtl/>
@@ -1369,48 +1141,30 @@
         </w:rPr>
         <w:t xml:space="preserve">؛ </w:t>
       </w:r>
-      <w:hyperlink r:id="rId43">
-        <w:r>
-          <w:rPr>
-            <w:rtl/>
-            <w:cs/>
-            <w:lang w:val="ar_AE" w:bidi="ar_AE"/>
-          </w:rPr>
-          <w:rPr>
-            <w:color w:val="0000EE"/>
-            <w:u w:val="single"/>
-          </w:rPr>
-          <w:t xml:space="preserve">2 </w:t>
-        </w:r>
-      </w:hyperlink>
-      <w:hyperlink r:id="rId30">
-        <w:r>
-          <w:rPr>
-            <w:rtl/>
-            <w:cs/>
-            <w:lang w:val="ar_AE" w:bidi="ar_AE"/>
-          </w:rPr>
-          <w:rPr>
-            <w:color w:val="0000EE"/>
-            <w:u w:val="single"/>
-          </w:rPr>
-          <w:t xml:space="preserve">بُطْرُس </w:t>
-        </w:r>
-      </w:hyperlink>
-      <w:hyperlink r:id="rId43">
-        <w:r>
-          <w:rPr>
-            <w:rtl/>
-            <w:cs/>
-            <w:lang w:val="ar_AE" w:bidi="ar_AE"/>
-          </w:rPr>
-          <w:rPr>
-            <w:color w:val="0000EE"/>
-            <w:u w:val="single"/>
-          </w:rPr>
-          <w:t>3:3</w:t>
-        </w:r>
-      </w:hyperlink>
+      <w:r>
+        <w:rPr>
+          <w:rtl/>
+          <w:cs/>
+          <w:lang w:val="ar_AE" w:bidi="ar_AE"/>
+        </w:rPr>
+        <w:t xml:space="preserve">2 </w:t>
+      </w:r>
+      <w:r>
+        <w:rPr>
+          <w:rtl/>
+          <w:cs/>
+          <w:lang w:val="ar_AE" w:bidi="ar_AE"/>
+        </w:rPr>
+        <w:t xml:space="preserve">بُطْرُس </w:t>
+      </w:r>
+      <w:r>
+        <w:rPr>
+          <w:rtl/>
+          <w:cs/>
+          <w:lang w:val="ar_AE" w:bidi="ar_AE"/>
+        </w:rPr>
+        <w:t>3:3</w:t>
+      </w:r>
       <w:r>
         <w:rPr>
           <w:rtl/>
@@ -1419,20 +1173,14 @@
         </w:rPr>
         <w:t xml:space="preserve"> // </w:t>
       </w:r>
-      <w:hyperlink r:id="rId37">
-        <w:r>
-          <w:rPr>
-            <w:rtl/>
-            <w:cs/>
-            <w:lang w:val="ar_AE" w:bidi="ar_AE"/>
-          </w:rPr>
-          <w:rPr>
-            <w:color w:val="0000EE"/>
-            <w:u w:val="single"/>
-          </w:rPr>
-          <w:t>يَهُوذَا 1:8</w:t>
-        </w:r>
-      </w:hyperlink>
+      <w:r>
+        <w:rPr>
+          <w:rtl/>
+          <w:cs/>
+          <w:lang w:val="ar_AE" w:bidi="ar_AE"/>
+        </w:rPr>
+        <w:t>يَهُوذَا 1:8</w:t>
+      </w:r>
       <w:r>
         <w:rPr>
           <w:rtl/>
@@ -1476,20 +1224,14 @@
         </w:rPr>
         <w:t>إن المُعَلِّمِين الكَذَبَةِ الذين يَشْجُبُهم الرَّسُول بُطْرُس لا يمكن وصفُهم بأيَّة هرطقَةٍ معروفةٍ في الكنيسَةِ القديمَةِ. بناءً على فسْقِهِم وارتيابهم، افترضَ هؤلاء المُعَلِّمُون الكَذَبَةُ أن نعمَةَ اللهِ تبيحُ لهم الحرِّيَّةَ للقيامِ بأيِّ شيءٍ يرغبونه (</w:t>
       </w:r>
-      <w:hyperlink r:id="rId44">
-        <w:r>
-          <w:rPr>
-            <w:rtl/>
-            <w:cs/>
-            <w:lang w:val="ar_AE" w:bidi="ar_AE"/>
-          </w:rPr>
-          <w:rPr>
-            <w:color w:val="0000EE"/>
-            <w:u w:val="single"/>
-          </w:rPr>
-          <w:t>2 بُطْرُس 2:19–20</w:t>
-        </w:r>
-      </w:hyperlink>
+      <w:r>
+        <w:rPr>
+          <w:rtl/>
+          <w:cs/>
+          <w:lang w:val="ar_AE" w:bidi="ar_AE"/>
+        </w:rPr>
+        <w:t>2 بُطْرُس 2:19–20</w:t>
+      </w:r>
       <w:r>
         <w:rPr>
           <w:rtl/>
@@ -1498,20 +1240,14 @@
         </w:rPr>
         <w:t xml:space="preserve">). لم يجدوا نفعًا في أيَّة سُلْطَةٍ عليهم (انْظُرْ </w:t>
       </w:r>
-      <w:hyperlink r:id="rId45">
-        <w:r>
-          <w:rPr>
-            <w:rtl/>
-            <w:cs/>
-            <w:lang w:val="ar_AE" w:bidi="ar_AE"/>
-          </w:rPr>
-          <w:rPr>
-            <w:color w:val="0000EE"/>
-            <w:u w:val="single"/>
-          </w:rPr>
-          <w:t>2:10–11</w:t>
-        </w:r>
-      </w:hyperlink>
+      <w:r>
+        <w:rPr>
+          <w:rtl/>
+          <w:cs/>
+          <w:lang w:val="ar_AE" w:bidi="ar_AE"/>
+        </w:rPr>
+        <w:t>2:10–11</w:t>
+      </w:r>
       <w:r>
         <w:rPr>
           <w:rtl/>
@@ -1520,20 +1256,14 @@
         </w:rPr>
         <w:t>). انْخَرَطُوا في ممارسات جنسيَّةٍ مُحَرَّمَة، انْغَمَسُوا بإفراطٍ في الشُّرْبِ والأَكلِ، والطَّمَعِ (</w:t>
       </w:r>
-      <w:hyperlink r:id="rId46">
-        <w:r>
-          <w:rPr>
-            <w:rtl/>
-            <w:cs/>
-            <w:lang w:val="ar_AE" w:bidi="ar_AE"/>
-          </w:rPr>
-          <w:rPr>
-            <w:color w:val="0000EE"/>
-            <w:u w:val="single"/>
-          </w:rPr>
-          <w:t>2:13–20</w:t>
-        </w:r>
-      </w:hyperlink>
+      <w:r>
+        <w:rPr>
+          <w:rtl/>
+          <w:cs/>
+          <w:lang w:val="ar_AE" w:bidi="ar_AE"/>
+        </w:rPr>
+        <w:t>2:13–20</w:t>
+      </w:r>
       <w:r>
         <w:rPr>
           <w:rtl/>
@@ -1576,20 +1306,14 @@
         </w:rPr>
         <w:t>إن الإنشغالَ بوجُودِ المُعَلِّمِين الكَذَبَةِ في الكنيسة هو ما يَسُودُ الرِّسَالَةَ الثَّانِيةَ للرَّسُول بُطْرُس. على الرُّغم من أن هؤلاء الإباحِيِّين كانُوا يَدَّعُون أنهم مسيحِيُّون (</w:t>
       </w:r>
-      <w:hyperlink r:id="rId47">
-        <w:r>
-          <w:rPr>
-            <w:rtl/>
-            <w:cs/>
-            <w:lang w:val="ar_AE" w:bidi="ar_AE"/>
-          </w:rPr>
-          <w:rPr>
-            <w:color w:val="0000EE"/>
-            <w:u w:val="single"/>
-          </w:rPr>
-          <w:t>2:1،</w:t>
-        </w:r>
-      </w:hyperlink>
+      <w:r>
+        <w:rPr>
+          <w:rtl/>
+          <w:cs/>
+          <w:lang w:val="ar_AE" w:bidi="ar_AE"/>
+        </w:rPr>
+        <w:t>2:1،</w:t>
+      </w:r>
       <w:r>
         <w:rPr>
           <w:rtl/>
@@ -1598,20 +1322,14 @@
         </w:rPr>
         <w:t xml:space="preserve"> </w:t>
       </w:r>
-      <w:hyperlink r:id="rId48">
-        <w:r>
-          <w:rPr>
-            <w:rtl/>
-            <w:cs/>
-            <w:lang w:val="ar_AE" w:bidi="ar_AE"/>
-          </w:rPr>
-          <w:rPr>
-            <w:color w:val="0000EE"/>
-            <w:u w:val="single"/>
-          </w:rPr>
-          <w:t>21–22</w:t>
-        </w:r>
-      </w:hyperlink>
+      <w:r>
+        <w:rPr>
+          <w:rtl/>
+          <w:cs/>
+          <w:lang w:val="ar_AE" w:bidi="ar_AE"/>
+        </w:rPr>
+        <w:t>21–22</w:t>
+      </w:r>
       <w:r>
         <w:rPr>
           <w:rtl/>
@@ -1620,20 +1338,14 @@
         </w:rPr>
         <w:t>)، إلا أن الرَّسُول بُطْرُس لا يَتركُ مجالًا للشَّكِّ في أنهم معيَّنُون للدينونةِ بوصفهم متمرِّدِين على الله (</w:t>
       </w:r>
-      <w:hyperlink r:id="rId30">
-        <w:r>
-          <w:rPr>
-            <w:rtl/>
-            <w:cs/>
-            <w:lang w:val="ar_AE" w:bidi="ar_AE"/>
-          </w:rPr>
-          <w:rPr>
-            <w:color w:val="0000EE"/>
-            <w:u w:val="single"/>
-          </w:rPr>
-          <w:t>2:3</w:t>
-        </w:r>
-      </w:hyperlink>
+      <w:r>
+        <w:rPr>
+          <w:rtl/>
+          <w:cs/>
+          <w:lang w:val="ar_AE" w:bidi="ar_AE"/>
+        </w:rPr>
+        <w:t>2:3</w:t>
+      </w:r>
       <w:r>
         <w:rPr>
           <w:rtl/>
@@ -1642,20 +1354,14 @@
         </w:rPr>
         <w:t xml:space="preserve">، </w:t>
       </w:r>
-      <w:hyperlink r:id="rId36">
-        <w:r>
-          <w:rPr>
-            <w:rtl/>
-            <w:cs/>
-            <w:lang w:val="ar_AE" w:bidi="ar_AE"/>
-          </w:rPr>
-          <w:rPr>
-            <w:color w:val="0000EE"/>
-            <w:u w:val="single"/>
-          </w:rPr>
-          <w:t>10</w:t>
-        </w:r>
-      </w:hyperlink>
+      <w:r>
+        <w:rPr>
+          <w:rtl/>
+          <w:cs/>
+          <w:lang w:val="ar_AE" w:bidi="ar_AE"/>
+        </w:rPr>
+        <w:t>10</w:t>
+      </w:r>
       <w:r>
         <w:rPr>
           <w:rtl/>
